--- a/assets/cv/Alex-Seidel-CV.docx
+++ b/assets/cv/Alex-Seidel-CV.docx
@@ -1,6 +1,6 @@
 
 <file path=word/document.xml><?xml version="1.0" encoding="utf-8"?>
-<w:document xmlns:wpc="http://schemas.microsoft.com/office/word/2010/wordprocessingCanvas" xmlns:cx="http://schemas.microsoft.com/office/drawing/2014/chartex" xmlns:cx1="http://schemas.microsoft.com/office/drawing/2015/9/8/chartex" xmlns:cx2="http://schemas.microsoft.com/office/drawing/2015/10/21/chartex" xmlns:cx3="http://schemas.microsoft.com/office/drawing/2016/5/9/chartex" xmlns:cx4="http://schemas.microsoft.com/office/drawing/2016/5/10/chartex" xmlns:cx5="http://schemas.microsoft.com/office/drawing/2016/5/11/chartex" xmlns:cx6="http://schemas.microsoft.com/office/drawing/2016/5/12/chartex" xmlns:cx7="http://schemas.microsoft.com/office/drawing/2016/5/13/chartex" xmlns:cx8="http://schemas.microsoft.com/office/drawing/2016/5/14/chartex" xmlns:mc="http://schemas.openxmlformats.org/markup-compatibility/2006" xmlns:aink="http://schemas.microsoft.com/office/drawing/2016/ink" xmlns:am3d="http://schemas.microsoft.com/office/drawing/2017/model3d" xmlns:o="urn:schemas-microsoft-com:office:office" xmlns:oel="http://schemas.microsoft.com/office/2019/extlst" xmlns:r="http://schemas.openxmlformats.org/officeDocument/2006/relationships" xmlns:m="http://schemas.openxmlformats.org/officeDocument/2006/math" xmlns:v="urn:schemas-microsoft-com:vml" xmlns:wp14="http://schemas.microsoft.com/office/word/2010/wordprocessingDrawing" xmlns:wp="http://schemas.openxmlformats.org/drawingml/2006/wordprocessingDrawing" xmlns:w10="urn:schemas-microsoft-com:office:word" xmlns:w="http://schemas.openxmlformats.org/wordprocessingml/2006/main" xmlns:w14="http://schemas.microsoft.com/office/word/2010/wordml" xmlns:w15="http://schemas.microsoft.com/office/word/2012/wordml" xmlns:w16cex="http://schemas.microsoft.com/office/word/2018/wordml/cex" xmlns:w16cid="http://schemas.microsoft.com/office/word/2016/wordml/cid" xmlns:w16="http://schemas.microsoft.com/office/word/2018/wordml" xmlns:w16du="http://schemas.microsoft.com/office/word/2023/wordml/word16du" xmlns:w16sdtdh="http://schemas.microsoft.com/office/word/2020/wordml/sdtdatahash" xmlns:w16sdtfl="http://schemas.microsoft.com/office/word/2024/wordml/sdtformatlock" xmlns:w16se="http://schemas.microsoft.com/office/word/2015/wordml/symex" xmlns:wpg="http://schemas.microsoft.com/office/word/2010/wordprocessingGroup" xmlns:wpi="http://schemas.microsoft.com/office/word/2010/wordprocessingInk" xmlns:wne="http://schemas.microsoft.com/office/word/2006/wordml" xmlns:wps="http://schemas.microsoft.com/office/word/2010/wordprocessingShape" mc:Ignorable="w14 w15 w16se w16cid w16 w16cex w16sdtdh w16sdtfl w16du wp14">
+<w:document xmlns:wpc="http://schemas.microsoft.com/office/word/2010/wordprocessingCanvas" xmlns:cx="http://schemas.microsoft.com/office/drawing/2014/chartex" xmlns:cx1="http://schemas.microsoft.com/office/drawing/2015/9/8/chartex" xmlns:cx2="http://schemas.microsoft.com/office/drawing/2015/10/21/chartex" xmlns:cx3="http://schemas.microsoft.com/office/drawing/2016/5/9/chartex" xmlns:cx4="http://schemas.microsoft.com/office/drawing/2016/5/10/chartex" xmlns:cx5="http://schemas.microsoft.com/office/drawing/2016/5/11/chartex" xmlns:cx6="http://schemas.microsoft.com/office/drawing/2016/5/12/chartex" xmlns:cx7="http://schemas.microsoft.com/office/drawing/2016/5/13/chartex" xmlns:cx8="http://schemas.microsoft.com/office/drawing/2016/5/14/chartex" xmlns:mc="http://schemas.openxmlformats.org/markup-compatibility/2006" xmlns:aink="http://schemas.microsoft.com/office/drawing/2016/ink" xmlns:am3d="http://schemas.microsoft.com/office/drawing/2017/model3d" xmlns:o="urn:schemas-microsoft-com:office:office" xmlns:oel="http://schemas.microsoft.com/office/2019/extlst" xmlns:r="http://schemas.openxmlformats.org/officeDocument/2006/relationships" xmlns:m="http://schemas.openxmlformats.org/officeDocument/2006/math" xmlns:v="urn:schemas-microsoft-com:vml" xmlns:wp14="http://schemas.microsoft.com/office/word/2010/wordprocessingDrawing" xmlns:wp="http://schemas.openxmlformats.org/drawingml/2006/wordprocessingDrawing" xmlns:w10="urn:schemas-microsoft-com:office:word" xmlns:w="http://schemas.openxmlformats.org/wordprocessingml/2006/main" xmlns:w14="http://schemas.microsoft.com/office/word/2010/wordml" xmlns:w15="http://schemas.microsoft.com/office/word/2012/wordml" xmlns:w16cex="http://schemas.microsoft.com/office/word/2018/wordml/cex" xmlns:w16cid="http://schemas.microsoft.com/office/word/2016/wordml/cid" xmlns:w16="http://schemas.microsoft.com/office/word/2018/wordml" xmlns:w16sdtdh="http://schemas.microsoft.com/office/word/2020/wordml/sdtdatahash" xmlns:w16se="http://schemas.microsoft.com/office/word/2015/wordml/symex" xmlns:wpg="http://schemas.microsoft.com/office/word/2010/wordprocessingGroup" xmlns:wpi="http://schemas.microsoft.com/office/word/2010/wordprocessingInk" xmlns:wne="http://schemas.microsoft.com/office/word/2006/wordml" xmlns:wps="http://schemas.microsoft.com/office/word/2010/wordprocessingShape" mc:Ignorable="w14 w15 w16se w16cid w16 w16cex w16sdtdh wp14">
   <w:body>
     <w:p>
       <w:pPr>
@@ -44,26 +44,26 @@
           <w:rFonts w:ascii="Garamond" w:hAnsi="Garamond" w:cs="Times New Roman"/>
           <w:b/>
           <w:bCs/>
+        </w:rPr>
+        <w:t>(+44)7</w:t>
+      </w:r>
+      <w:r>
+        <w:rPr>
+          <w:rFonts w:ascii="Garamond" w:hAnsi="Garamond" w:cs="Times New Roman"/>
+          <w:b/>
+          <w:bCs/>
+        </w:rPr>
+        <w:t>579037186</w:t>
+      </w:r>
+      <w:r>
+        <w:rPr>
+          <w:rFonts w:ascii="Garamond" w:hAnsi="Garamond" w:cs="Times New Roman"/>
+          <w:b/>
+          <w:bCs/>
           <w:sz w:val="38"/>
           <w:szCs w:val="38"/>
         </w:rPr>
-        <w:t xml:space="preserve">  </w:t>
-      </w:r>
-      <w:r>
-        <w:rPr>
-          <w:rFonts w:ascii="Garamond" w:hAnsi="Garamond" w:cs="Times New Roman"/>
-          <w:b/>
-          <w:bCs/>
-        </w:rPr>
-        <w:t>(+44)7</w:t>
-      </w:r>
-      <w:r>
-        <w:rPr>
-          <w:rFonts w:ascii="Garamond" w:hAnsi="Garamond" w:cs="Times New Roman"/>
-          <w:b/>
-          <w:bCs/>
-        </w:rPr>
-        <w:t>579037186</w:t>
+        <w:t xml:space="preserve">         </w:t>
       </w:r>
       <w:r>
         <w:rPr>
@@ -73,7 +73,7 @@
           <w:sz w:val="38"/>
           <w:szCs w:val="38"/>
         </w:rPr>
-        <w:t xml:space="preserve">         </w:t>
+        <w:tab/>
       </w:r>
       <w:r>
         <w:rPr>
@@ -134,6 +134,15 @@
           <w:szCs w:val="38"/>
         </w:rPr>
         <w:tab/>
+        <w:t xml:space="preserve">            </w:t>
+      </w:r>
+      <w:r>
+        <w:rPr>
+          <w:rFonts w:ascii="Garamond" w:hAnsi="Garamond" w:cs="Times New Roman"/>
+          <w:b/>
+          <w:bCs/>
+        </w:rPr>
+        <w:t>alalseidel@gmail.com</w:t>
       </w:r>
       <w:r>
         <w:rPr>
@@ -143,72 +152,7 @@
           <w:sz w:val="38"/>
           <w:szCs w:val="38"/>
         </w:rPr>
-        <w:tab/>
-        <w:t xml:space="preserve">            </w:t>
-      </w:r>
-      <w:r>
-        <w:rPr>
-          <w:rFonts w:ascii="Garamond" w:hAnsi="Garamond" w:cs="Times New Roman"/>
-          <w:b/>
-          <w:bCs/>
-        </w:rPr>
-        <w:t>alalseidel@gmail.com</w:t>
-      </w:r>
-      <w:r>
-        <w:rPr>
-          <w:rFonts w:ascii="Garamond" w:hAnsi="Garamond" w:cs="Times New Roman"/>
-          <w:b/>
-          <w:bCs/>
-          <w:sz w:val="38"/>
-          <w:szCs w:val="38"/>
-        </w:rPr>
         <w:t xml:space="preserve">                                                  </w:t>
-      </w:r>
-    </w:p>
-    <w:p>
-      <w:pPr>
-        <w:pStyle w:val="NoSpacing"/>
-        <w:rPr>
-          <w:rFonts w:ascii="Garamond" w:hAnsi="Garamond" w:cs="Times New Roman"/>
-        </w:rPr>
-      </w:pPr>
-      <w:r>
-        <w:rPr>
-          <w:rFonts w:ascii="Garamond" w:hAnsi="Garamond" w:cs="Times New Roman"/>
-        </w:rPr>
-        <w:t>Third</w:t>
-      </w:r>
-      <w:r>
-        <w:rPr>
-          <w:rFonts w:ascii="Garamond" w:hAnsi="Garamond" w:cs="Times New Roman"/>
-        </w:rPr>
-        <w:t xml:space="preserve"> Year </w:t>
-      </w:r>
-      <w:r>
-        <w:rPr>
-          <w:rFonts w:ascii="Garamond" w:hAnsi="Garamond" w:cs="Times New Roman"/>
-        </w:rPr>
-        <w:t xml:space="preserve">Computing and Artificial Intelligence </w:t>
-      </w:r>
-      <w:r>
-        <w:rPr>
-          <w:rFonts w:ascii="Garamond" w:hAnsi="Garamond" w:cs="Times New Roman"/>
-        </w:rPr>
-        <w:t xml:space="preserve">University Student                                                                                                </w:t>
-      </w:r>
-    </w:p>
-    <w:p>
-      <w:pPr>
-        <w:pStyle w:val="NoSpacing"/>
-        <w:rPr>
-          <w:rFonts w:ascii="Garamond" w:hAnsi="Garamond" w:cs="Times New Roman"/>
-        </w:rPr>
-      </w:pPr>
-      <w:r>
-        <w:rPr>
-          <w:rFonts w:ascii="Garamond" w:hAnsi="Garamond" w:cs="Times New Roman"/>
-        </w:rPr>
-        <w:t xml:space="preserve">                                   </w:t>
       </w:r>
     </w:p>
     <w:p>
@@ -221,13 +165,84 @@
           <w:rFonts w:ascii="Garamond" w:hAnsi="Garamond" w:cs="Times New Roman"/>
           <w:b/>
           <w:bCs/>
-        </w:rPr>
-      </w:pPr>
-      <w:r>
+          <w:sz w:val="16"/>
+          <w:szCs w:val="16"/>
+        </w:rPr>
+      </w:pPr>
+    </w:p>
+    <w:p>
+      <w:pPr>
+        <w:pBdr>
+          <w:bottom w:val="single" w:sz="4" w:space="1" w:color="auto"/>
+        </w:pBdr>
+        <w:spacing w:after="40" w:line="240" w:lineRule="auto"/>
         <w:rPr>
           <w:rFonts w:ascii="Garamond" w:hAnsi="Garamond" w:cs="Times New Roman"/>
           <w:b/>
           <w:bCs/>
+          <w:sz w:val="16"/>
+          <w:szCs w:val="16"/>
+        </w:rPr>
+      </w:pPr>
+      <w:r>
+        <w:rPr>
+          <w:rFonts w:ascii="Garamond" w:hAnsi="Garamond"/>
+          <w:color w:val="000000"/>
+          <w:shd w:val="clear" w:color="auto" w:fill="FFFFFF"/>
+        </w:rPr>
+        <w:t xml:space="preserve">First-Class BSc (Hons) Computing with Artificial Intelligence graduate from the University of Sussex, with two commercial programming internships at Glowmade and a shipped credit on </w:t>
+      </w:r>
+      <w:r>
+        <w:rPr>
+          <w:rFonts w:ascii="Garamond" w:hAnsi="Garamond"/>
+          <w:i/>
+          <w:iCs/>
+          <w:color w:val="000000"/>
+          <w:shd w:val="clear" w:color="auto" w:fill="FFFFFF"/>
+        </w:rPr>
+        <w:t>King of Meat</w:t>
+      </w:r>
+      <w:r>
+        <w:rPr>
+          <w:rFonts w:ascii="Garamond" w:hAnsi="Garamond"/>
+          <w:color w:val="000000"/>
+          <w:shd w:val="clear" w:color="auto" w:fill="FFFFFF"/>
+        </w:rPr>
+        <w:t>, published by Amazon Games. I am seeking a graduate gameplay programmer role where I can apply my experience developing responsive gameplay systems in C++ and C#, contributing to large production codebases and collaborating closely with designers and gameplay programmers. My independent work also includes artificial intelligence, procedural generation and game-development projects using Unreal Engine, Unity and Godot.</w:t>
+      </w:r>
+    </w:p>
+    <w:p>
+      <w:pPr>
+        <w:pBdr>
+          <w:bottom w:val="single" w:sz="4" w:space="1" w:color="auto"/>
+        </w:pBdr>
+        <w:spacing w:after="40" w:line="240" w:lineRule="auto"/>
+        <w:rPr>
+          <w:rFonts w:ascii="Garamond" w:hAnsi="Garamond" w:cs="Times New Roman"/>
+          <w:b/>
+          <w:bCs/>
+          <w:sz w:val="16"/>
+          <w:szCs w:val="16"/>
+        </w:rPr>
+      </w:pPr>
+    </w:p>
+    <w:p>
+      <w:pPr>
+        <w:pBdr>
+          <w:bottom w:val="single" w:sz="4" w:space="1" w:color="auto"/>
+        </w:pBdr>
+        <w:spacing w:after="40" w:line="240" w:lineRule="auto"/>
+        <w:rPr>
+          <w:rFonts w:ascii="Garamond" w:hAnsi="Garamond" w:cs="Times New Roman"/>
+          <w:b/>
+          <w:bCs/>
+        </w:rPr>
+      </w:pPr>
+      <w:r>
+        <w:rPr>
+          <w:rFonts w:ascii="Garamond" w:hAnsi="Garamond" w:cs="Times New Roman"/>
+          <w:b/>
+          <w:bCs/>
         </w:rPr>
         <w:t>EDUCATION</w:t>
       </w:r>
@@ -317,19 +332,17 @@
         <w:pStyle w:val="NoSpacing"/>
         <w:rPr>
           <w:rFonts w:ascii="Garamond" w:hAnsi="Garamond"/>
-        </w:rPr>
-      </w:pPr>
-      <w:r>
-        <w:rPr>
-          <w:rFonts w:ascii="Garamond" w:hAnsi="Garamond"/>
-        </w:rPr>
-        <w:t xml:space="preserve">Second year Grade: </w:t>
-      </w:r>
-      <w:r>
-        <w:rPr>
-          <w:rFonts w:ascii="Garamond" w:hAnsi="Garamond"/>
-        </w:rPr>
-        <w:t>2:1</w:t>
+          <w:b/>
+          <w:bCs/>
+        </w:rPr>
+      </w:pPr>
+      <w:r>
+        <w:rPr>
+          <w:rFonts w:ascii="Garamond" w:hAnsi="Garamond"/>
+          <w:b/>
+          <w:bCs/>
+        </w:rPr>
+        <w:t>First Class Honours</w:t>
       </w:r>
     </w:p>
     <w:p>
@@ -343,20 +356,85 @@
         <w:rPr>
           <w:rFonts w:ascii="Garamond" w:hAnsi="Garamond"/>
         </w:rPr>
-        <w:t>Final year grade: on track for a 1</w:t>
-      </w:r>
-      <w:r>
-        <w:rPr>
-          <w:rFonts w:ascii="Garamond" w:hAnsi="Garamond"/>
-          <w:vertAlign w:val="superscript"/>
-        </w:rPr>
-        <w:t>st</w:t>
-      </w:r>
-      <w:r>
-        <w:rPr>
-          <w:rFonts w:ascii="Garamond" w:hAnsi="Garamond"/>
-        </w:rPr>
-        <w:t>.</w:t>
+        <w:t>Key Modules</w:t>
+      </w:r>
+      <w:r>
+        <w:rPr>
+          <w:rFonts w:ascii="Garamond" w:hAnsi="Garamond"/>
+        </w:rPr>
+        <w:t xml:space="preserve">: </w:t>
+      </w:r>
+      <w:r>
+        <w:rPr>
+          <w:rFonts w:ascii="Garamond" w:hAnsi="Garamond"/>
+        </w:rPr>
+        <w:t xml:space="preserve">applied machine learning (96%), Acquired Intelligence &amp; Adaptive behaviour </w:t>
+      </w:r>
+      <w:r>
+        <w:rPr>
+          <w:rFonts w:ascii="Garamond" w:hAnsi="Garamond"/>
+        </w:rPr>
+        <w:t>(84</w:t>
+      </w:r>
+      <w:r>
+        <w:rPr>
+          <w:rFonts w:ascii="Garamond" w:hAnsi="Garamond"/>
+        </w:rPr>
+        <w:t>%), Software engineering (77%), Advanced programming</w:t>
+      </w:r>
+      <w:r>
+        <w:rPr>
+          <w:rFonts w:ascii="Garamond" w:hAnsi="Garamond"/>
+        </w:rPr>
+        <w:t xml:space="preserve"> (73</w:t>
+      </w:r>
+      <w:r>
+        <w:rPr>
+          <w:rFonts w:ascii="Garamond" w:hAnsi="Garamond"/>
+        </w:rPr>
+        <w:t>%</w:t>
+      </w:r>
+      <w:r>
+        <w:rPr>
+          <w:rFonts w:ascii="Garamond" w:hAnsi="Garamond"/>
+        </w:rPr>
+        <w:t>)</w:t>
+      </w:r>
+      <w:r>
+        <w:rPr>
+          <w:rFonts w:ascii="Garamond" w:hAnsi="Garamond"/>
+        </w:rPr>
+        <w:t xml:space="preserve">, </w:t>
+      </w:r>
+      <w:r>
+        <w:rPr>
+          <w:rFonts w:ascii="Garamond" w:hAnsi="Garamond"/>
+        </w:rPr>
+        <w:t>C</w:t>
+      </w:r>
+      <w:r>
+        <w:rPr>
+          <w:rFonts w:ascii="Garamond" w:hAnsi="Garamond"/>
+        </w:rPr>
+        <w:t>omputer systems</w:t>
+      </w:r>
+      <w:r>
+        <w:rPr>
+          <w:rFonts w:ascii="Garamond" w:hAnsi="Garamond"/>
+        </w:rPr>
+        <w:t xml:space="preserve"> (81</w:t>
+      </w:r>
+      <w:r>
+        <w:rPr>
+          <w:rFonts w:ascii="Garamond" w:hAnsi="Garamond"/>
+        </w:rPr>
+        <w:t>%</w:t>
+      </w:r>
+      <w:r>
+        <w:rPr>
+          <w:rFonts w:ascii="Garamond" w:hAnsi="Garamond"/>
+        </w:rPr>
+        <w:t>)</w:t>
       </w:r>
     </w:p>
     <w:p>
@@ -364,98 +442,8 @@
         <w:pStyle w:val="NoSpacing"/>
         <w:rPr>
           <w:rFonts w:ascii="Garamond" w:hAnsi="Garamond"/>
-        </w:rPr>
-      </w:pPr>
-      <w:r>
-        <w:rPr>
-          <w:rFonts w:ascii="Garamond" w:hAnsi="Garamond"/>
-        </w:rPr>
-        <w:t>Key Modules</w:t>
-      </w:r>
-      <w:r>
-        <w:rPr>
-          <w:rFonts w:ascii="Garamond" w:hAnsi="Garamond"/>
-        </w:rPr>
-        <w:t xml:space="preserve">: </w:t>
-      </w:r>
-      <w:r>
-        <w:rPr>
-          <w:rFonts w:ascii="Garamond" w:hAnsi="Garamond"/>
-        </w:rPr>
-        <w:t xml:space="preserve">applied machine learning (96%), Acquired Intelligence &amp; Adaptive behaviour </w:t>
-      </w:r>
-      <w:r>
-        <w:rPr>
-          <w:rFonts w:ascii="Garamond" w:hAnsi="Garamond"/>
-        </w:rPr>
-        <w:t>(84</w:t>
-      </w:r>
-      <w:r>
-        <w:rPr>
-          <w:rFonts w:ascii="Garamond" w:hAnsi="Garamond"/>
-        </w:rPr>
-        <w:t>%), Software engineering (77%), Advanced programming</w:t>
-      </w:r>
-      <w:r>
-        <w:rPr>
-          <w:rFonts w:ascii="Garamond" w:hAnsi="Garamond"/>
-        </w:rPr>
-        <w:t xml:space="preserve"> (73</w:t>
-      </w:r>
-      <w:r>
-        <w:rPr>
-          <w:rFonts w:ascii="Garamond" w:hAnsi="Garamond"/>
-        </w:rPr>
-        <w:t>%</w:t>
-      </w:r>
-      <w:r>
-        <w:rPr>
-          <w:rFonts w:ascii="Garamond" w:hAnsi="Garamond"/>
-        </w:rPr>
-        <w:t>)</w:t>
-      </w:r>
-      <w:r>
-        <w:rPr>
-          <w:rFonts w:ascii="Garamond" w:hAnsi="Garamond"/>
-        </w:rPr>
-        <w:t xml:space="preserve">, </w:t>
-      </w:r>
-      <w:r>
-        <w:rPr>
-          <w:rFonts w:ascii="Garamond" w:hAnsi="Garamond"/>
-        </w:rPr>
-        <w:t>C</w:t>
-      </w:r>
-      <w:r>
-        <w:rPr>
-          <w:rFonts w:ascii="Garamond" w:hAnsi="Garamond"/>
-        </w:rPr>
-        <w:t>omputer systems</w:t>
-      </w:r>
-      <w:r>
-        <w:rPr>
-          <w:rFonts w:ascii="Garamond" w:hAnsi="Garamond"/>
-        </w:rPr>
-        <w:t xml:space="preserve"> (81</w:t>
-      </w:r>
-      <w:r>
-        <w:rPr>
-          <w:rFonts w:ascii="Garamond" w:hAnsi="Garamond"/>
-        </w:rPr>
-        <w:t>%</w:t>
-      </w:r>
-      <w:r>
-        <w:rPr>
-          <w:rFonts w:ascii="Garamond" w:hAnsi="Garamond"/>
-        </w:rPr>
-        <w:t>)</w:t>
-      </w:r>
-    </w:p>
-    <w:p>
-      <w:pPr>
-        <w:pStyle w:val="NoSpacing"/>
-        <w:rPr>
-          <w:rFonts w:ascii="Garamond" w:hAnsi="Garamond"/>
+          <w:sz w:val="16"/>
+          <w:szCs w:val="16"/>
         </w:rPr>
       </w:pPr>
     </w:p>
@@ -539,6 +527,8 @@
         <w:pStyle w:val="NoSpacing"/>
         <w:rPr>
           <w:rFonts w:ascii="Garamond" w:hAnsi="Garamond"/>
+          <w:sz w:val="16"/>
+          <w:szCs w:val="16"/>
         </w:rPr>
       </w:pPr>
     </w:p>
@@ -675,8 +665,6 @@
       <w:r>
         <w:rPr>
           <w:rFonts w:ascii="Garamond" w:hAnsi="Garamond"/>
-          <w:i/>
-          <w:iCs/>
         </w:rPr>
         <w:t>A-Levels:</w:t>
       </w:r>
@@ -707,8 +695,6 @@
       <w:r>
         <w:rPr>
           <w:rFonts w:ascii="Garamond" w:hAnsi="Garamond"/>
-          <w:i/>
-          <w:iCs/>
         </w:rPr>
         <w:t>GCSE’s:</w:t>
       </w:r>
@@ -722,7 +708,19 @@
         <w:rPr>
           <w:rFonts w:ascii="Garamond" w:hAnsi="Garamond"/>
         </w:rPr>
-        <w:t>9 including Maths &amp; English</w:t>
+        <w:t xml:space="preserve">9 including </w:t>
+      </w:r>
+      <w:r>
+        <w:rPr>
+          <w:rFonts w:ascii="Garamond" w:hAnsi="Garamond"/>
+        </w:rPr>
+        <w:t xml:space="preserve">Sciences, </w:t>
+      </w:r>
+      <w:r>
+        <w:rPr>
+          <w:rFonts w:ascii="Garamond" w:hAnsi="Garamond"/>
+        </w:rPr>
+        <w:t>Maths &amp; English</w:t>
       </w:r>
     </w:p>
     <w:p>
@@ -778,6 +776,18 @@
         </w:rPr>
         <w:t>Artificial Intelligence and Artificial Neural Networks (2020)</w:t>
       </w:r>
+      <w:r>
+        <w:rPr>
+          <w:rFonts w:ascii="Garamond" w:hAnsi="Garamond"/>
+        </w:rPr>
+        <w:t xml:space="preserve">, </w:t>
+      </w:r>
+      <w:r>
+        <w:rPr>
+          <w:rFonts w:ascii="Garamond" w:hAnsi="Garamond"/>
+        </w:rPr>
+        <w:t>Basic penetration testing in computing (2019)</w:t>
+      </w:r>
     </w:p>
     <w:p>
       <w:pPr>
@@ -794,68 +804,26 @@
         <w:rPr>
           <w:rFonts w:ascii="Garamond" w:hAnsi="Garamond"/>
         </w:rPr>
-        <w:t>Basic penetration testing in computing (2019)</w:t>
-      </w:r>
-    </w:p>
-    <w:p>
-      <w:pPr>
-        <w:pStyle w:val="NoSpacing"/>
-        <w:numPr>
-          <w:ilvl w:val="0"/>
-          <w:numId w:val="11"/>
-        </w:numPr>
-        <w:rPr>
-          <w:rFonts w:ascii="Garamond" w:hAnsi="Garamond"/>
-        </w:rPr>
-      </w:pPr>
-      <w:r>
-        <w:rPr>
-          <w:rFonts w:ascii="Garamond" w:hAnsi="Garamond"/>
-        </w:rPr>
         <w:t>Python (2019)</w:t>
       </w:r>
-    </w:p>
-    <w:p>
-      <w:pPr>
-        <w:pStyle w:val="NoSpacing"/>
-        <w:numPr>
-          <w:ilvl w:val="0"/>
-          <w:numId w:val="11"/>
-        </w:numPr>
-        <w:rPr>
-          <w:rFonts w:ascii="Garamond" w:hAnsi="Garamond"/>
-        </w:rPr>
-      </w:pPr>
-      <w:r>
-        <w:rPr>
-          <w:rFonts w:ascii="Garamond" w:hAnsi="Garamond"/>
-        </w:rPr>
-        <w:t>C# (201</w:t>
-      </w:r>
-      <w:r>
-        <w:rPr>
-          <w:rFonts w:ascii="Garamond" w:hAnsi="Garamond"/>
-        </w:rPr>
-        <w:t>8</w:t>
-      </w:r>
-      <w:r>
-        <w:rPr>
-          <w:rFonts w:ascii="Garamond" w:hAnsi="Garamond"/>
-        </w:rPr>
-        <w:t>)</w:t>
-      </w:r>
-    </w:p>
-    <w:p>
-      <w:pPr>
-        <w:pStyle w:val="NoSpacing"/>
-        <w:numPr>
-          <w:ilvl w:val="0"/>
-          <w:numId w:val="11"/>
-        </w:numPr>
-        <w:rPr>
-          <w:rFonts w:ascii="Garamond" w:hAnsi="Garamond"/>
-        </w:rPr>
-      </w:pPr>
+      <w:r>
+        <w:rPr>
+          <w:rFonts w:ascii="Garamond" w:hAnsi="Garamond"/>
+        </w:rPr>
+        <w:t xml:space="preserve">, </w:t>
+      </w:r>
+      <w:r>
+        <w:rPr>
+          <w:rFonts w:ascii="Garamond" w:hAnsi="Garamond"/>
+        </w:rPr>
+        <w:t>C# (2018)</w:t>
+      </w:r>
+      <w:r>
+        <w:rPr>
+          <w:rFonts w:ascii="Garamond" w:hAnsi="Garamond"/>
+        </w:rPr>
+        <w:t xml:space="preserve">, </w:t>
+      </w:r>
       <w:r>
         <w:rPr>
           <w:rFonts w:ascii="Garamond" w:hAnsi="Garamond"/>
@@ -1229,7 +1197,7 @@
         <w:rPr>
           <w:rFonts w:ascii="Garamond" w:hAnsi="Garamond"/>
         </w:rPr>
-        <w:t>Participated in gameplay discussions as part of gameplay team</w:t>
+        <w:t>Participated in gameplay discussions as part of gameplay strategy team</w:t>
       </w:r>
     </w:p>
     <w:p>
@@ -1303,7 +1271,23 @@
           <w:b/>
           <w:bCs/>
         </w:rPr>
-        <w:t>, 2013 - present</w:t>
+        <w:t>, 20</w:t>
+      </w:r>
+      <w:r>
+        <w:rPr>
+          <w:rFonts w:ascii="Garamond" w:hAnsi="Garamond"/>
+          <w:b/>
+          <w:bCs/>
+        </w:rPr>
+        <w:t>2</w:t>
+      </w:r>
+      <w:r>
+        <w:rPr>
+          <w:rFonts w:ascii="Garamond" w:hAnsi="Garamond"/>
+          <w:b/>
+          <w:bCs/>
+        </w:rPr>
+        <w:t>3 - present</w:t>
       </w:r>
     </w:p>
     <w:p>
@@ -1408,7 +1392,7 @@
           <w:b/>
           <w:bCs/>
         </w:rPr>
-        <w:t>Technical skills</w:t>
+        <w:t>TECHNICAL SKILLS</w:t>
       </w:r>
     </w:p>
     <w:p>
@@ -1434,7 +1418,23 @@
           <w:b/>
           <w:bCs/>
         </w:rPr>
-        <w:t xml:space="preserve"> languages: </w:t>
+        <w:t xml:space="preserve"> languages</w:t>
+      </w:r>
+      <w:r>
+        <w:rPr>
+          <w:rFonts w:ascii="Garamond" w:hAnsi="Garamond"/>
+          <w:b/>
+          <w:bCs/>
+        </w:rPr>
+        <w:t xml:space="preserve"> &amp; Games Engines</w:t>
+      </w:r>
+      <w:r>
+        <w:rPr>
+          <w:rFonts w:ascii="Garamond" w:hAnsi="Garamond"/>
+          <w:b/>
+          <w:bCs/>
+        </w:rPr>
+        <w:t xml:space="preserve">: </w:t>
       </w:r>
       <w:r>
         <w:rPr>
@@ -1458,7 +1458,13 @@
         <w:rPr>
           <w:rFonts w:ascii="Garamond" w:hAnsi="Garamond"/>
         </w:rPr>
-        <w:t>Java, Lua, SQL, Assembly</w:t>
+        <w:t>Java, Lua, SQL</w:t>
+      </w:r>
+      <w:r>
+        <w:rPr>
+          <w:rFonts w:ascii="Garamond" w:hAnsi="Garamond"/>
+        </w:rPr>
+        <w:t>| Unreal Engine, Unity, Godot</w:t>
       </w:r>
     </w:p>
     <w:p>
@@ -1612,13 +1618,6 @@
         </w:rPr>
         <w:t>, EU &amp; US citizenship)</w:t>
       </w:r>
-    </w:p>
-    <w:p>
-      <w:pPr>
-        <w:rPr>
-          <w:rFonts w:ascii="Garamond" w:hAnsi="Garamond"/>
-        </w:rPr>
-      </w:pPr>
     </w:p>
     <w:sectPr>
       <w:pgSz w:w="11906" w:h="16838"/>
@@ -1631,7 +1630,7 @@
 </file>
 
 <file path=word/numbering.xml><?xml version="1.0" encoding="utf-8"?>
-<w:numbering xmlns:wpc="http://schemas.microsoft.com/office/word/2010/wordprocessingCanvas" xmlns:cx="http://schemas.microsoft.com/office/drawing/2014/chartex" xmlns:cx1="http://schemas.microsoft.com/office/drawing/2015/9/8/chartex" xmlns:cx2="http://schemas.microsoft.com/office/drawing/2015/10/21/chartex" xmlns:cx3="http://schemas.microsoft.com/office/drawing/2016/5/9/chartex" xmlns:cx4="http://schemas.microsoft.com/office/drawing/2016/5/10/chartex" xmlns:cx5="http://schemas.microsoft.com/office/drawing/2016/5/11/chartex" xmlns:cx6="http://schemas.microsoft.com/office/drawing/2016/5/12/chartex" xmlns:cx7="http://schemas.microsoft.com/office/drawing/2016/5/13/chartex" xmlns:cx8="http://schemas.microsoft.com/office/drawing/2016/5/14/chartex" xmlns:mc="http://schemas.openxmlformats.org/markup-compatibility/2006" xmlns:aink="http://schemas.microsoft.com/office/drawing/2016/ink" xmlns:am3d="http://schemas.microsoft.com/office/drawing/2017/model3d" xmlns:o="urn:schemas-microsoft-com:office:office" xmlns:oel="http://schemas.microsoft.com/office/2019/extlst" xmlns:r="http://schemas.openxmlformats.org/officeDocument/2006/relationships" xmlns:m="http://schemas.openxmlformats.org/officeDocument/2006/math" xmlns:v="urn:schemas-microsoft-com:vml" xmlns:wp14="http://schemas.microsoft.com/office/word/2010/wordprocessingDrawing" xmlns:wp="http://schemas.openxmlformats.org/drawingml/2006/wordprocessingDrawing" xmlns:w10="urn:schemas-microsoft-com:office:word" xmlns:w="http://schemas.openxmlformats.org/wordprocessingml/2006/main" xmlns:w14="http://schemas.microsoft.com/office/word/2010/wordml" xmlns:w15="http://schemas.microsoft.com/office/word/2012/wordml" xmlns:w16cex="http://schemas.microsoft.com/office/word/2018/wordml/cex" xmlns:w16cid="http://schemas.microsoft.com/office/word/2016/wordml/cid" xmlns:w16="http://schemas.microsoft.com/office/word/2018/wordml" xmlns:w16du="http://schemas.microsoft.com/office/word/2023/wordml/word16du" xmlns:w16sdtdh="http://schemas.microsoft.com/office/word/2020/wordml/sdtdatahash" xmlns:w16sdtfl="http://schemas.microsoft.com/office/word/2024/wordml/sdtformatlock" xmlns:w16se="http://schemas.microsoft.com/office/word/2015/wordml/symex" xmlns:wpg="http://schemas.microsoft.com/office/word/2010/wordprocessingGroup" xmlns:wpi="http://schemas.microsoft.com/office/word/2010/wordprocessingInk" xmlns:wne="http://schemas.microsoft.com/office/word/2006/wordml" xmlns:wps="http://schemas.microsoft.com/office/word/2010/wordprocessingShape" mc:Ignorable="w14 w15 w16se w16cid w16 w16cex w16sdtdh w16sdtfl w16du wp14">
+<w:numbering xmlns:wpc="http://schemas.microsoft.com/office/word/2010/wordprocessingCanvas" xmlns:cx="http://schemas.microsoft.com/office/drawing/2014/chartex" xmlns:cx1="http://schemas.microsoft.com/office/drawing/2015/9/8/chartex" xmlns:cx2="http://schemas.microsoft.com/office/drawing/2015/10/21/chartex" xmlns:cx3="http://schemas.microsoft.com/office/drawing/2016/5/9/chartex" xmlns:cx4="http://schemas.microsoft.com/office/drawing/2016/5/10/chartex" xmlns:cx5="http://schemas.microsoft.com/office/drawing/2016/5/11/chartex" xmlns:cx6="http://schemas.microsoft.com/office/drawing/2016/5/12/chartex" xmlns:cx7="http://schemas.microsoft.com/office/drawing/2016/5/13/chartex" xmlns:cx8="http://schemas.microsoft.com/office/drawing/2016/5/14/chartex" xmlns:mc="http://schemas.openxmlformats.org/markup-compatibility/2006" xmlns:aink="http://schemas.microsoft.com/office/drawing/2016/ink" xmlns:am3d="http://schemas.microsoft.com/office/drawing/2017/model3d" xmlns:o="urn:schemas-microsoft-com:office:office" xmlns:oel="http://schemas.microsoft.com/office/2019/extlst" xmlns:r="http://schemas.openxmlformats.org/officeDocument/2006/relationships" xmlns:m="http://schemas.openxmlformats.org/officeDocument/2006/math" xmlns:v="urn:schemas-microsoft-com:vml" xmlns:wp14="http://schemas.microsoft.com/office/word/2010/wordprocessingDrawing" xmlns:wp="http://schemas.openxmlformats.org/drawingml/2006/wordprocessingDrawing" xmlns:w10="urn:schemas-microsoft-com:office:word" xmlns:w="http://schemas.openxmlformats.org/wordprocessingml/2006/main" xmlns:w14="http://schemas.microsoft.com/office/word/2010/wordml" xmlns:w15="http://schemas.microsoft.com/office/word/2012/wordml" xmlns:w16cex="http://schemas.microsoft.com/office/word/2018/wordml/cex" xmlns:w16cid="http://schemas.microsoft.com/office/word/2016/wordml/cid" xmlns:w16="http://schemas.microsoft.com/office/word/2018/wordml" xmlns:w16sdtdh="http://schemas.microsoft.com/office/word/2020/wordml/sdtdatahash" xmlns:w16se="http://schemas.microsoft.com/office/word/2015/wordml/symex" xmlns:wpg="http://schemas.microsoft.com/office/word/2010/wordprocessingGroup" xmlns:wpi="http://schemas.microsoft.com/office/word/2010/wordprocessingInk" xmlns:wne="http://schemas.microsoft.com/office/word/2006/wordml" xmlns:wps="http://schemas.microsoft.com/office/word/2010/wordprocessingShape" mc:Ignorable="w14 w15 w16se w16cid w16 w16cex w16sdtdh wp14">
   <w:abstractNum w:abstractNumId="0" w15:restartNumberingAfterBreak="0">
     <w:nsid w:val="08123A3F"/>
     <w:multiLevelType w:val="hybridMultilevel"/>
@@ -2912,7 +2911,7 @@
 </file>
 
 <file path=word/styles.xml><?xml version="1.0" encoding="utf-8"?>
-<w:styles xmlns:mc="http://schemas.openxmlformats.org/markup-compatibility/2006" xmlns:r="http://schemas.openxmlformats.org/officeDocument/2006/relationships" xmlns:w="http://schemas.openxmlformats.org/wordprocessingml/2006/main" xmlns:w14="http://schemas.microsoft.com/office/word/2010/wordml" xmlns:w15="http://schemas.microsoft.com/office/word/2012/wordml" xmlns:w16cex="http://schemas.microsoft.com/office/word/2018/wordml/cex" xmlns:w16cid="http://schemas.microsoft.com/office/word/2016/wordml/cid" xmlns:w16="http://schemas.microsoft.com/office/word/2018/wordml" xmlns:w16du="http://schemas.microsoft.com/office/word/2023/wordml/word16du" xmlns:w16sdtdh="http://schemas.microsoft.com/office/word/2020/wordml/sdtdatahash" xmlns:w16sdtfl="http://schemas.microsoft.com/office/word/2024/wordml/sdtformatlock" xmlns:w16se="http://schemas.microsoft.com/office/word/2015/wordml/symex" mc:Ignorable="w14 w15 w16se w16cid w16 w16cex w16sdtdh w16sdtfl w16du">
+<w:styles xmlns:mc="http://schemas.openxmlformats.org/markup-compatibility/2006" xmlns:r="http://schemas.openxmlformats.org/officeDocument/2006/relationships" xmlns:w="http://schemas.openxmlformats.org/wordprocessingml/2006/main" xmlns:w14="http://schemas.microsoft.com/office/word/2010/wordml" xmlns:w15="http://schemas.microsoft.com/office/word/2012/wordml" xmlns:w16cex="http://schemas.microsoft.com/office/word/2018/wordml/cex" xmlns:w16cid="http://schemas.microsoft.com/office/word/2016/wordml/cid" xmlns:w16="http://schemas.microsoft.com/office/word/2018/wordml" xmlns:w16sdtdh="http://schemas.microsoft.com/office/word/2020/wordml/sdtdatahash" xmlns:w16se="http://schemas.microsoft.com/office/word/2015/wordml/symex" mc:Ignorable="w14 w15 w16se w16cid w16 w16cex w16sdtdh">
   <w:docDefaults>
     <w:rPrDefault>
       <w:rPr>

--- a/assets/cv/Alex-Seidel-CV.docx
+++ b/assets/cv/Alex-Seidel-CV.docx
@@ -7,18 +7,12 @@
         <w:pStyle w:val="NoSpacing"/>
         <w:rPr>
           <w:rFonts w:ascii="Garamond" w:hAnsi="Garamond" w:cs="Times New Roman"/>
-        </w:rPr>
-      </w:pPr>
-      <w:r>
-        <w:rPr>
-          <w:rFonts w:ascii="Garamond" w:hAnsi="Garamond" w:cs="Times New Roman"/>
           <w:b/>
           <w:bCs/>
           <w:sz w:val="38"/>
           <w:szCs w:val="38"/>
         </w:rPr>
-        <w:t>Alexander</w:t>
-      </w:r>
+      </w:pPr>
       <w:r>
         <w:rPr>
           <w:rFonts w:ascii="Garamond" w:hAnsi="Garamond" w:cs="Times New Roman"/>
@@ -27,7 +21,7 @@
           <w:sz w:val="38"/>
           <w:szCs w:val="38"/>
         </w:rPr>
-        <w:t xml:space="preserve"> Seidel                                                                    </w:t>
+        <w:t>Alexander</w:t>
       </w:r>
       <w:r>
         <w:rPr>
@@ -37,25 +31,12 @@
           <w:sz w:val="38"/>
           <w:szCs w:val="38"/>
         </w:rPr>
-        <w:t xml:space="preserve">   </w:t>
-      </w:r>
-      <w:r>
-        <w:rPr>
-          <w:rFonts w:ascii="Garamond" w:hAnsi="Garamond" w:cs="Times New Roman"/>
-          <w:b/>
-          <w:bCs/>
-        </w:rPr>
-        <w:t>(+44)7</w:t>
-      </w:r>
-      <w:r>
-        <w:rPr>
-          <w:rFonts w:ascii="Garamond" w:hAnsi="Garamond" w:cs="Times New Roman"/>
-          <w:b/>
-          <w:bCs/>
-        </w:rPr>
-        <w:t>579037186</w:t>
-      </w:r>
-      <w:r>
+        <w:t xml:space="preserve"> Seidel                                                                 </w:t>
+      </w:r>
+    </w:p>
+    <w:p>
+      <w:pPr>
+        <w:pStyle w:val="NoSpacing"/>
         <w:rPr>
           <w:rFonts w:ascii="Garamond" w:hAnsi="Garamond" w:cs="Times New Roman"/>
           <w:b/>
@@ -63,7 +44,22 @@
           <w:sz w:val="38"/>
           <w:szCs w:val="38"/>
         </w:rPr>
-        <w:t xml:space="preserve">         </w:t>
+      </w:pPr>
+      <w:r>
+        <w:rPr>
+          <w:rFonts w:ascii="Garamond" w:hAnsi="Garamond" w:cs="Times New Roman"/>
+          <w:b/>
+          <w:bCs/>
+        </w:rPr>
+        <w:t>(+44)7</w:t>
+      </w:r>
+      <w:r>
+        <w:rPr>
+          <w:rFonts w:ascii="Garamond" w:hAnsi="Garamond" w:cs="Times New Roman"/>
+          <w:b/>
+          <w:bCs/>
+        </w:rPr>
+        <w:t>579037186</w:t>
       </w:r>
       <w:r>
         <w:rPr>
@@ -73,7 +69,15 @@
           <w:sz w:val="38"/>
           <w:szCs w:val="38"/>
         </w:rPr>
-        <w:tab/>
+        <w:t xml:space="preserve"> </w:t>
+      </w:r>
+      <w:r>
+        <w:rPr>
+          <w:rFonts w:ascii="Garamond" w:hAnsi="Garamond" w:cs="Times New Roman"/>
+          <w:b/>
+          <w:bCs/>
+        </w:rPr>
+        <w:t>|</w:t>
       </w:r>
       <w:r>
         <w:rPr>
@@ -83,7 +87,15 @@
           <w:sz w:val="38"/>
           <w:szCs w:val="38"/>
         </w:rPr>
-        <w:tab/>
+        <w:t xml:space="preserve"> </w:t>
+      </w:r>
+      <w:r>
+        <w:rPr>
+          <w:rFonts w:ascii="Garamond" w:hAnsi="Garamond" w:cs="Times New Roman"/>
+          <w:b/>
+          <w:bCs/>
+        </w:rPr>
+        <w:t>alalseidel@gmail.com</w:t>
       </w:r>
       <w:r>
         <w:rPr>
@@ -93,66 +105,187 @@
           <w:sz w:val="38"/>
           <w:szCs w:val="38"/>
         </w:rPr>
-        <w:tab/>
+        <w:t xml:space="preserve"> </w:t>
       </w:r>
       <w:r>
         <w:rPr>
           <w:rFonts w:ascii="Garamond" w:hAnsi="Garamond" w:cs="Times New Roman"/>
           <w:b/>
           <w:bCs/>
-          <w:sz w:val="38"/>
-          <w:szCs w:val="38"/>
-        </w:rPr>
-        <w:tab/>
+        </w:rPr>
+        <w:t>|</w:t>
       </w:r>
       <w:r>
         <w:rPr>
           <w:rFonts w:ascii="Garamond" w:hAnsi="Garamond" w:cs="Times New Roman"/>
           <w:b/>
           <w:bCs/>
-          <w:sz w:val="38"/>
-          <w:szCs w:val="38"/>
-        </w:rPr>
-        <w:tab/>
+        </w:rPr>
+        <w:t xml:space="preserve"> </w:t>
       </w:r>
       <w:r>
         <w:rPr>
           <w:rFonts w:ascii="Garamond" w:hAnsi="Garamond" w:cs="Times New Roman"/>
           <w:b/>
           <w:bCs/>
-          <w:sz w:val="38"/>
-          <w:szCs w:val="38"/>
-        </w:rPr>
-        <w:tab/>
+          <w:sz w:val="21"/>
+          <w:szCs w:val="21"/>
+        </w:rPr>
+        <w:t xml:space="preserve">Portfolio: </w:t>
       </w:r>
       <w:r>
         <w:rPr>
           <w:rFonts w:ascii="Garamond" w:hAnsi="Garamond" w:cs="Times New Roman"/>
           <w:b/>
           <w:bCs/>
-          <w:sz w:val="38"/>
-          <w:szCs w:val="38"/>
-        </w:rPr>
-        <w:tab/>
-        <w:t xml:space="preserve">            </w:t>
+          <w:sz w:val="21"/>
+          <w:szCs w:val="21"/>
+        </w:rPr>
+        <w:t>https://flixiefloxam.github.io</w:t>
       </w:r>
       <w:r>
         <w:rPr>
           <w:rFonts w:ascii="Garamond" w:hAnsi="Garamond" w:cs="Times New Roman"/>
           <w:b/>
           <w:bCs/>
-        </w:rPr>
-        <w:t>alalseidel@gmail.com</w:t>
+          <w:sz w:val="21"/>
+          <w:szCs w:val="21"/>
+        </w:rPr>
+        <w:t xml:space="preserve"> </w:t>
       </w:r>
       <w:r>
         <w:rPr>
           <w:rFonts w:ascii="Garamond" w:hAnsi="Garamond" w:cs="Times New Roman"/>
           <w:b/>
           <w:bCs/>
-          <w:sz w:val="38"/>
-          <w:szCs w:val="38"/>
-        </w:rPr>
-        <w:t xml:space="preserve">                                                  </w:t>
+        </w:rPr>
+        <w:t>|</w:t>
+      </w:r>
+      <w:r>
+        <w:rPr>
+          <w:rFonts w:ascii="Garamond" w:hAnsi="Garamond" w:cs="Times New Roman"/>
+          <w:b/>
+          <w:bCs/>
+          <w:sz w:val="21"/>
+          <w:szCs w:val="21"/>
+        </w:rPr>
+        <w:t xml:space="preserve">                        </w:t>
+      </w:r>
+    </w:p>
+    <w:p>
+      <w:pPr>
+        <w:pStyle w:val="NoSpacing"/>
+        <w:rPr>
+          <w:rFonts w:ascii="Garamond" w:hAnsi="Garamond" w:cs="Times New Roman"/>
+          <w:sz w:val="21"/>
+          <w:szCs w:val="21"/>
+        </w:rPr>
+      </w:pPr>
+      <w:r>
+        <w:rPr>
+          <w:rFonts w:ascii="Garamond" w:hAnsi="Garamond" w:cs="Times New Roman"/>
+          <w:b/>
+          <w:bCs/>
+          <w:color w:val="000000" w:themeColor="text1"/>
+          <w:sz w:val="21"/>
+          <w:szCs w:val="21"/>
+        </w:rPr>
+        <w:t>Git</w:t>
+      </w:r>
+      <w:r>
+        <w:rPr>
+          <w:rFonts w:ascii="Garamond" w:hAnsi="Garamond" w:cs="Times New Roman"/>
+          <w:b/>
+          <w:bCs/>
+          <w:color w:val="000000" w:themeColor="text1"/>
+          <w:sz w:val="21"/>
+          <w:szCs w:val="21"/>
+        </w:rPr>
+        <w:t>H</w:t>
+      </w:r>
+      <w:r>
+        <w:rPr>
+          <w:rFonts w:ascii="Garamond" w:hAnsi="Garamond" w:cs="Times New Roman"/>
+          <w:b/>
+          <w:bCs/>
+          <w:color w:val="000000" w:themeColor="text1"/>
+          <w:sz w:val="21"/>
+          <w:szCs w:val="21"/>
+        </w:rPr>
+        <w:t xml:space="preserve">ub: </w:t>
+      </w:r>
+      <w:hyperlink r:id="rId5" w:history="1">
+        <w:r>
+          <w:rPr>
+            <w:rStyle w:val="Hyperlink"/>
+            <w:rFonts w:ascii="Garamond" w:hAnsi="Garamond" w:cs="Times New Roman"/>
+            <w:b/>
+            <w:bCs/>
+            <w:color w:val="000000" w:themeColor="text1"/>
+            <w:sz w:val="21"/>
+            <w:szCs w:val="21"/>
+          </w:rPr>
+          <w:t>https://github.com/Flixiefloxam</w:t>
+        </w:r>
+      </w:hyperlink>
+      <w:r>
+        <w:rPr>
+          <w:rFonts w:ascii="Garamond" w:hAnsi="Garamond" w:cs="Times New Roman"/>
+          <w:b/>
+          <w:bCs/>
+          <w:color w:val="000000" w:themeColor="text1"/>
+          <w:sz w:val="21"/>
+          <w:szCs w:val="21"/>
+        </w:rPr>
+        <w:t xml:space="preserve"> </w:t>
+      </w:r>
+      <w:r>
+        <w:rPr>
+          <w:rFonts w:ascii="Garamond" w:hAnsi="Garamond" w:cs="Times New Roman"/>
+          <w:b/>
+          <w:bCs/>
+        </w:rPr>
+        <w:t xml:space="preserve">| </w:t>
+      </w:r>
+      <w:r>
+        <w:rPr>
+          <w:rFonts w:ascii="Garamond" w:hAnsi="Garamond" w:cs="Times New Roman"/>
+          <w:b/>
+          <w:bCs/>
+          <w:sz w:val="21"/>
+          <w:szCs w:val="21"/>
+        </w:rPr>
+        <w:t xml:space="preserve">LinkedIn: </w:t>
+      </w:r>
+      <w:r>
+        <w:rPr>
+          <w:rFonts w:ascii="Garamond" w:hAnsi="Garamond" w:cs="Times New Roman"/>
+          <w:b/>
+          <w:bCs/>
+          <w:sz w:val="21"/>
+          <w:szCs w:val="21"/>
+        </w:rPr>
+        <w:t xml:space="preserve"> </w:t>
+      </w:r>
+      <w:r>
+        <w:rPr>
+          <w:rFonts w:ascii="Garamond" w:hAnsi="Garamond" w:cs="Times New Roman"/>
+          <w:b/>
+          <w:bCs/>
+          <w:sz w:val="21"/>
+          <w:szCs w:val="21"/>
+        </w:rPr>
+        <w:t>https://www.linkedin.com/in/alex-seidel-74ab45280/</w:t>
+      </w:r>
+      <w:r>
+        <w:rPr>
+          <w:rFonts w:ascii="Garamond" w:hAnsi="Garamond" w:cs="Times New Roman"/>
+          <w:b/>
+          <w:bCs/>
+          <w:sz w:val="21"/>
+          <w:szCs w:val="21"/>
+        </w:rPr>
+        <w:t xml:space="preserve">                   </w:t>
       </w:r>
     </w:p>
     <w:p>
@@ -177,38 +310,51 @@
         </w:pBdr>
         <w:spacing w:after="40" w:line="240" w:lineRule="auto"/>
         <w:rPr>
-          <w:rFonts w:ascii="Garamond" w:hAnsi="Garamond" w:cs="Times New Roman"/>
-          <w:b/>
-          <w:bCs/>
-          <w:sz w:val="16"/>
-          <w:szCs w:val="16"/>
-        </w:rPr>
-      </w:pPr>
-      <w:r>
-        <w:rPr>
-          <w:rFonts w:ascii="Garamond" w:hAnsi="Garamond"/>
-          <w:color w:val="000000"/>
-          <w:shd w:val="clear" w:color="auto" w:fill="FFFFFF"/>
-        </w:rPr>
-        <w:t xml:space="preserve">First-Class BSc (Hons) Computing with Artificial Intelligence graduate from the University of Sussex, with two commercial programming internships at Glowmade and a shipped credit on </w:t>
-      </w:r>
-      <w:r>
-        <w:rPr>
-          <w:rFonts w:ascii="Garamond" w:hAnsi="Garamond"/>
-          <w:i/>
-          <w:iCs/>
-          <w:color w:val="000000"/>
-          <w:shd w:val="clear" w:color="auto" w:fill="FFFFFF"/>
+          <w:rFonts w:ascii="Garamond" w:hAnsi="Garamond"/>
+          <w:sz w:val="21"/>
+          <w:szCs w:val="21"/>
+        </w:rPr>
+      </w:pPr>
+      <w:r>
+        <w:rPr>
+          <w:rFonts w:ascii="Garamond" w:hAnsi="Garamond"/>
+          <w:sz w:val="21"/>
+          <w:szCs w:val="21"/>
+        </w:rPr>
+        <w:t>First-Class BSc (Hons) Computing with Artificial Intelligence graduate with two commercial programming internships at Glowmade and a credited programm</w:t>
+      </w:r>
+      <w:r>
+        <w:rPr>
+          <w:rFonts w:ascii="Garamond" w:hAnsi="Garamond"/>
+          <w:sz w:val="21"/>
+          <w:szCs w:val="21"/>
+        </w:rPr>
+        <w:t>er</w:t>
+      </w:r>
+      <w:r>
+        <w:rPr>
+          <w:rFonts w:ascii="Garamond" w:hAnsi="Garamond"/>
+          <w:sz w:val="21"/>
+          <w:szCs w:val="21"/>
+        </w:rPr>
+        <w:t xml:space="preserve"> on the shipped title </w:t>
+      </w:r>
+      <w:r>
+        <w:rPr>
+          <w:rStyle w:val="Emphasis"/>
+          <w:rFonts w:ascii="Garamond" w:hAnsi="Garamond"/>
+          <w:sz w:val="21"/>
+          <w:szCs w:val="21"/>
         </w:rPr>
         <w:t>King of Meat</w:t>
       </w:r>
       <w:r>
         <w:rPr>
           <w:rFonts w:ascii="Garamond" w:hAnsi="Garamond"/>
-          <w:color w:val="000000"/>
-          <w:shd w:val="clear" w:color="auto" w:fill="FFFFFF"/>
-        </w:rPr>
-        <w:t>, published by Amazon Games. I am seeking a graduate gameplay programmer role where I can apply my experience developing responsive gameplay systems in C++ and C#, contributing to large production codebases and collaborating closely with designers and gameplay programmers. My independent work also includes artificial intelligence, procedural generation and game-development projects using Unreal Engine, Unity and Godot.</w:t>
+          <w:sz w:val="21"/>
+          <w:szCs w:val="21"/>
+        </w:rPr>
+        <w:t>. Experienced in implementing player-facing gameplay systems in C++, working within large production codebases and collaborating directly with designers and gameplay programmers. Strong mathematical foundation from A-level Mathematics and Physics, with experience applying vectors, movement, collision and gameplay mathematics. Alongside commercial development, I create independent games and technical projects involving gameplay systems, artificial intelligence and procedural generation.</w:t>
       </w:r>
     </w:p>
     <w:p>
@@ -219,10 +365,8 @@
         <w:spacing w:after="40" w:line="240" w:lineRule="auto"/>
         <w:rPr>
           <w:rFonts w:ascii="Garamond" w:hAnsi="Garamond" w:cs="Times New Roman"/>
-          <w:b/>
-          <w:bCs/>
-          <w:sz w:val="16"/>
-          <w:szCs w:val="16"/>
+          <w:sz w:val="21"/>
+          <w:szCs w:val="21"/>
         </w:rPr>
       </w:pPr>
     </w:p>
@@ -252,79 +396,17 @@
         <w:pStyle w:val="NoSpacing"/>
         <w:rPr>
           <w:rFonts w:ascii="Garamond" w:hAnsi="Garamond"/>
-        </w:rPr>
-      </w:pPr>
-      <w:r>
-        <w:rPr>
-          <w:rFonts w:ascii="Garamond" w:hAnsi="Garamond"/>
-          <w:b/>
-          <w:bCs/>
-        </w:rPr>
-        <w:t xml:space="preserve">BSc </w:t>
-      </w:r>
-      <w:r>
-        <w:rPr>
-          <w:rFonts w:ascii="Garamond" w:hAnsi="Garamond"/>
-          <w:b/>
-          <w:bCs/>
-        </w:rPr>
-        <w:t>Computer Science &amp; Artificial Intelligence</w:t>
-      </w:r>
-      <w:r>
-        <w:rPr>
-          <w:rFonts w:ascii="Garamond" w:hAnsi="Garamond"/>
-          <w:b/>
-          <w:bCs/>
-        </w:rPr>
-        <w:t xml:space="preserve"> -University of </w:t>
-      </w:r>
-      <w:r>
-        <w:rPr>
-          <w:rFonts w:ascii="Garamond" w:hAnsi="Garamond"/>
-          <w:b/>
-          <w:bCs/>
-        </w:rPr>
-        <w:t>Sussex</w:t>
-      </w:r>
-      <w:r>
-        <w:rPr>
-          <w:rFonts w:ascii="Garamond" w:hAnsi="Garamond"/>
-          <w:b/>
-          <w:bCs/>
-        </w:rPr>
-        <w:t xml:space="preserve">, UK                       </w:t>
-      </w:r>
-      <w:r>
-        <w:rPr>
-          <w:rFonts w:ascii="Garamond" w:hAnsi="Garamond"/>
-          <w:b/>
-          <w:bCs/>
-        </w:rPr>
-        <w:t xml:space="preserve">       </w:t>
-      </w:r>
-      <w:r>
-        <w:rPr>
-          <w:rFonts w:ascii="Garamond" w:hAnsi="Garamond"/>
-          <w:b/>
-          <w:bCs/>
-        </w:rPr>
-        <w:t xml:space="preserve">Sept 2023 – </w:t>
-      </w:r>
-      <w:r>
-        <w:rPr>
-          <w:rFonts w:ascii="Garamond" w:hAnsi="Garamond"/>
-          <w:b/>
-          <w:bCs/>
-        </w:rPr>
-        <w:t>June</w:t>
-      </w:r>
-      <w:r>
-        <w:rPr>
-          <w:rFonts w:ascii="Garamond" w:hAnsi="Garamond"/>
-          <w:b/>
-          <w:bCs/>
-        </w:rPr>
-        <w:t xml:space="preserve"> 2027</w:t>
+          <w:b/>
+          <w:bCs/>
+        </w:rPr>
+      </w:pPr>
+      <w:r>
+        <w:rPr>
+          <w:rFonts w:ascii="Garamond" w:hAnsi="Garamond"/>
+          <w:b/>
+          <w:bCs/>
+        </w:rPr>
+        <w:t>BSc Computer Science &amp; Artificial Intelligence | University of Sussex | 2023–2026</w:t>
       </w:r>
     </w:p>
     <w:p>
@@ -342,7 +424,23 @@
           <w:b/>
           <w:bCs/>
         </w:rPr>
-        <w:t>First Class Honours</w:t>
+        <w:t>First</w:t>
+      </w:r>
+      <w:r>
+        <w:rPr>
+          <w:rFonts w:ascii="Garamond" w:hAnsi="Garamond"/>
+          <w:b/>
+          <w:bCs/>
+        </w:rPr>
+        <w:t>-</w:t>
+      </w:r>
+      <w:r>
+        <w:rPr>
+          <w:rFonts w:ascii="Garamond" w:hAnsi="Garamond"/>
+          <w:b/>
+          <w:bCs/>
+        </w:rPr>
+        <w:t>Class Honours</w:t>
       </w:r>
     </w:p>
     <w:p>
@@ -350,91 +448,27 @@
         <w:pStyle w:val="NoSpacing"/>
         <w:rPr>
           <w:rFonts w:ascii="Garamond" w:hAnsi="Garamond"/>
-        </w:rPr>
-      </w:pPr>
-      <w:r>
-        <w:rPr>
-          <w:rFonts w:ascii="Garamond" w:hAnsi="Garamond"/>
-        </w:rPr>
-        <w:t>Key Modules</w:t>
-      </w:r>
-      <w:r>
-        <w:rPr>
-          <w:rFonts w:ascii="Garamond" w:hAnsi="Garamond"/>
-        </w:rPr>
-        <w:t xml:space="preserve">: </w:t>
-      </w:r>
-      <w:r>
-        <w:rPr>
-          <w:rFonts w:ascii="Garamond" w:hAnsi="Garamond"/>
-        </w:rPr>
-        <w:t xml:space="preserve">applied machine learning (96%), Acquired Intelligence &amp; Adaptive behaviour </w:t>
-      </w:r>
-      <w:r>
-        <w:rPr>
-          <w:rFonts w:ascii="Garamond" w:hAnsi="Garamond"/>
-        </w:rPr>
-        <w:t>(84</w:t>
-      </w:r>
-      <w:r>
-        <w:rPr>
-          <w:rFonts w:ascii="Garamond" w:hAnsi="Garamond"/>
-        </w:rPr>
-        <w:t>%), Software engineering (77%), Advanced programming</w:t>
-      </w:r>
-      <w:r>
-        <w:rPr>
-          <w:rFonts w:ascii="Garamond" w:hAnsi="Garamond"/>
-        </w:rPr>
-        <w:t xml:space="preserve"> (73</w:t>
-      </w:r>
-      <w:r>
-        <w:rPr>
-          <w:rFonts w:ascii="Garamond" w:hAnsi="Garamond"/>
-        </w:rPr>
-        <w:t>%</w:t>
-      </w:r>
-      <w:r>
-        <w:rPr>
-          <w:rFonts w:ascii="Garamond" w:hAnsi="Garamond"/>
-        </w:rPr>
-        <w:t>)</w:t>
-      </w:r>
-      <w:r>
-        <w:rPr>
-          <w:rFonts w:ascii="Garamond" w:hAnsi="Garamond"/>
-        </w:rPr>
-        <w:t xml:space="preserve">, </w:t>
-      </w:r>
-      <w:r>
-        <w:rPr>
-          <w:rFonts w:ascii="Garamond" w:hAnsi="Garamond"/>
-        </w:rPr>
-        <w:t>C</w:t>
-      </w:r>
-      <w:r>
-        <w:rPr>
-          <w:rFonts w:ascii="Garamond" w:hAnsi="Garamond"/>
-        </w:rPr>
-        <w:t>omputer systems</w:t>
-      </w:r>
-      <w:r>
-        <w:rPr>
-          <w:rFonts w:ascii="Garamond" w:hAnsi="Garamond"/>
-        </w:rPr>
-        <w:t xml:space="preserve"> (81</w:t>
-      </w:r>
-      <w:r>
-        <w:rPr>
-          <w:rFonts w:ascii="Garamond" w:hAnsi="Garamond"/>
-        </w:rPr>
-        <w:t>%</w:t>
-      </w:r>
-      <w:r>
-        <w:rPr>
-          <w:rFonts w:ascii="Garamond" w:hAnsi="Garamond"/>
-        </w:rPr>
-        <w:t>)</w:t>
+          <w:sz w:val="21"/>
+          <w:szCs w:val="21"/>
+        </w:rPr>
+      </w:pPr>
+      <w:r>
+        <w:rPr>
+          <w:rFonts w:ascii="Garamond" w:hAnsi="Garamond"/>
+          <w:b/>
+          <w:bCs/>
+          <w:sz w:val="21"/>
+          <w:szCs w:val="21"/>
+        </w:rPr>
+        <w:t>Selected results:</w:t>
+      </w:r>
+      <w:r>
+        <w:rPr>
+          <w:rFonts w:ascii="Garamond" w:hAnsi="Garamond"/>
+          <w:sz w:val="21"/>
+          <w:szCs w:val="21"/>
+        </w:rPr>
+        <w:t xml:space="preserve"> Applied Machine Learning 96%, Adaptive Behaviour 84%, Final-Year Project 83%, Computer Systems 81%, Software Engineering 77%.</w:t>
       </w:r>
     </w:p>
     <w:p>
@@ -460,13 +494,39 @@
           <w:b/>
           <w:bCs/>
         </w:rPr>
-        <w:t>Foundation Computing – University Sussex</w:t>
-      </w:r>
-      <w:r>
-        <w:rPr>
-          <w:rFonts w:ascii="Garamond" w:hAnsi="Garamond"/>
-        </w:rPr>
-        <w:tab/>
+        <w:t xml:space="preserve">Foundation Computing </w:t>
+      </w:r>
+      <w:r>
+        <w:rPr>
+          <w:rFonts w:ascii="Garamond" w:hAnsi="Garamond"/>
+          <w:b/>
+          <w:bCs/>
+        </w:rPr>
+        <w:t>| University of Sussex | 202</w:t>
+      </w:r>
+      <w:r>
+        <w:rPr>
+          <w:rFonts w:ascii="Garamond" w:hAnsi="Garamond"/>
+          <w:b/>
+          <w:bCs/>
+        </w:rPr>
+        <w:t>2</w:t>
+      </w:r>
+      <w:r>
+        <w:rPr>
+          <w:rFonts w:ascii="Garamond" w:hAnsi="Garamond"/>
+          <w:b/>
+          <w:bCs/>
+        </w:rPr>
+        <w:t>–202</w:t>
+      </w:r>
+      <w:r>
+        <w:rPr>
+          <w:rFonts w:ascii="Garamond" w:hAnsi="Garamond"/>
+          <w:b/>
+          <w:bCs/>
+        </w:rPr>
+        <w:t>3</w:t>
       </w:r>
       <w:r>
         <w:rPr>
@@ -499,27 +559,71 @@
         <w:tab/>
         <w:t xml:space="preserve">           </w:t>
       </w:r>
-      <w:r>
-        <w:rPr>
-          <w:rFonts w:ascii="Garamond" w:hAnsi="Garamond"/>
-          <w:b/>
-          <w:bCs/>
-        </w:rPr>
-        <w:t>Sept 2022- June 2023</w:t>
-      </w:r>
     </w:p>
     <w:p>
       <w:pPr>
         <w:pStyle w:val="NoSpacing"/>
         <w:rPr>
           <w:rFonts w:ascii="Garamond" w:hAnsi="Garamond"/>
-        </w:rPr>
-      </w:pPr>
-      <w:r>
-        <w:rPr>
-          <w:rFonts w:ascii="Garamond" w:hAnsi="Garamond"/>
-        </w:rPr>
-        <w:t xml:space="preserve">Modules included: C++, HTML 5, CSS, program design &amp; professional skills. </w:t>
+          <w:sz w:val="21"/>
+          <w:szCs w:val="21"/>
+        </w:rPr>
+      </w:pPr>
+      <w:r>
+        <w:rPr>
+          <w:rFonts w:ascii="Garamond" w:hAnsi="Garamond"/>
+          <w:sz w:val="21"/>
+          <w:szCs w:val="21"/>
+        </w:rPr>
+        <w:t xml:space="preserve">C++, </w:t>
+      </w:r>
+      <w:r>
+        <w:rPr>
+          <w:rFonts w:ascii="Garamond" w:hAnsi="Garamond"/>
+          <w:sz w:val="21"/>
+          <w:szCs w:val="21"/>
+        </w:rPr>
+        <w:t>Mathematics for Computing</w:t>
+      </w:r>
+      <w:r>
+        <w:rPr>
+          <w:rFonts w:ascii="Garamond" w:hAnsi="Garamond"/>
+          <w:sz w:val="21"/>
+          <w:szCs w:val="21"/>
+        </w:rPr>
+        <w:t xml:space="preserve">, </w:t>
+      </w:r>
+      <w:r>
+        <w:rPr>
+          <w:rFonts w:ascii="Garamond" w:hAnsi="Garamond"/>
+          <w:sz w:val="21"/>
+          <w:szCs w:val="21"/>
+        </w:rPr>
+        <w:t>P</w:t>
+      </w:r>
+      <w:r>
+        <w:rPr>
+          <w:rFonts w:ascii="Garamond" w:hAnsi="Garamond"/>
+          <w:sz w:val="21"/>
+          <w:szCs w:val="21"/>
+        </w:rPr>
+        <w:t xml:space="preserve">rogram </w:t>
+      </w:r>
+      <w:r>
+        <w:rPr>
+          <w:rFonts w:ascii="Garamond" w:hAnsi="Garamond"/>
+          <w:sz w:val="21"/>
+          <w:szCs w:val="21"/>
+        </w:rPr>
+        <w:t>D</w:t>
+      </w:r>
+      <w:r>
+        <w:rPr>
+          <w:rFonts w:ascii="Garamond" w:hAnsi="Garamond"/>
+          <w:sz w:val="21"/>
+          <w:szCs w:val="21"/>
+        </w:rPr>
+        <w:t xml:space="preserve">esign </w:t>
       </w:r>
     </w:p>
     <w:p>
@@ -555,29 +659,57 @@
           <w:b/>
           <w:bCs/>
         </w:rPr>
-        <w:t>–</w:t>
-      </w:r>
-      <w:r>
-        <w:rPr>
-          <w:rFonts w:ascii="Garamond" w:hAnsi="Garamond"/>
-          <w:b/>
-          <w:bCs/>
-        </w:rPr>
-        <w:t xml:space="preserve"> Ascot</w:t>
-      </w:r>
-      <w:r>
-        <w:rPr>
-          <w:rFonts w:ascii="Garamond" w:hAnsi="Garamond"/>
-          <w:b/>
-          <w:bCs/>
+        <w:t xml:space="preserve">| </w:t>
+      </w:r>
+      <w:r>
+        <w:rPr>
+          <w:rFonts w:ascii="Garamond" w:hAnsi="Garamond"/>
+          <w:b/>
+          <w:bCs/>
+        </w:rPr>
+        <w:t>Ascot</w:t>
+      </w:r>
+      <w:r>
+        <w:rPr>
+          <w:rFonts w:ascii="Garamond" w:hAnsi="Garamond"/>
+          <w:b/>
+          <w:bCs/>
+        </w:rPr>
+        <w:t xml:space="preserve"> | 20</w:t>
+      </w:r>
+      <w:r>
+        <w:rPr>
+          <w:rFonts w:ascii="Garamond" w:hAnsi="Garamond"/>
+          <w:b/>
+          <w:bCs/>
+        </w:rPr>
+        <w:t>13</w:t>
+      </w:r>
+      <w:r>
+        <w:rPr>
+          <w:rFonts w:ascii="Garamond" w:hAnsi="Garamond"/>
+          <w:b/>
+          <w:bCs/>
+        </w:rPr>
+        <w:t>–202</w:t>
+      </w:r>
+      <w:r>
+        <w:rPr>
+          <w:rFonts w:ascii="Garamond" w:hAnsi="Garamond"/>
+          <w:b/>
+          <w:bCs/>
+        </w:rPr>
+        <w:t>2</w:t>
+      </w:r>
+      <w:r>
+        <w:rPr>
+          <w:rFonts w:ascii="Garamond" w:hAnsi="Garamond"/>
         </w:rPr>
         <w:tab/>
       </w:r>
       <w:r>
         <w:rPr>
           <w:rFonts w:ascii="Garamond" w:hAnsi="Garamond"/>
-          <w:b/>
-          <w:bCs/>
         </w:rPr>
         <w:tab/>
       </w:r>
@@ -652,7 +784,6 @@
           <w:bCs/>
         </w:rPr>
         <w:tab/>
-        <w:t>2013 - 2022</w:t>
       </w:r>
     </w:p>
     <w:p>
@@ -660,67 +791,25 @@
         <w:pStyle w:val="NoSpacing"/>
         <w:rPr>
           <w:rFonts w:ascii="Garamond" w:hAnsi="Garamond"/>
-        </w:rPr>
-      </w:pPr>
-      <w:r>
-        <w:rPr>
-          <w:rFonts w:ascii="Garamond" w:hAnsi="Garamond"/>
-        </w:rPr>
-        <w:t>A-Levels:</w:t>
-      </w:r>
-      <w:r>
-        <w:rPr>
-          <w:rFonts w:ascii="Garamond" w:hAnsi="Garamond"/>
-        </w:rPr>
-        <w:t xml:space="preserve"> Mathematics, Physics, </w:t>
-      </w:r>
-      <w:r>
-        <w:rPr>
-          <w:rFonts w:ascii="Garamond" w:hAnsi="Garamond"/>
+          <w:sz w:val="21"/>
+          <w:szCs w:val="21"/>
+        </w:rPr>
+      </w:pPr>
+      <w:r>
+        <w:rPr>
+          <w:rFonts w:ascii="Garamond" w:hAnsi="Garamond"/>
+          <w:sz w:val="21"/>
+          <w:szCs w:val="21"/>
+        </w:rPr>
+        <w:t xml:space="preserve">A-Levels: Mathematics, Physics, </w:t>
+      </w:r>
+      <w:r>
+        <w:rPr>
+          <w:rFonts w:ascii="Garamond" w:hAnsi="Garamond"/>
+          <w:sz w:val="21"/>
+          <w:szCs w:val="21"/>
         </w:rPr>
         <w:t>Computer Science</w:t>
-      </w:r>
-      <w:r>
-        <w:rPr>
-          <w:rFonts w:ascii="Garamond" w:hAnsi="Garamond"/>
-        </w:rPr>
-        <w:t>.</w:t>
-      </w:r>
-      <w:r>
-        <w:rPr>
-          <w:rFonts w:ascii="Garamond" w:hAnsi="Garamond"/>
-        </w:rPr>
-        <w:t xml:space="preserve"> </w:t>
-      </w:r>
-      <w:r>
-        <w:rPr>
-          <w:rFonts w:ascii="Garamond" w:hAnsi="Garamond"/>
-        </w:rPr>
-        <w:t>GCSE’s:</w:t>
-      </w:r>
-      <w:r>
-        <w:rPr>
-          <w:rFonts w:ascii="Garamond" w:hAnsi="Garamond"/>
-        </w:rPr>
-        <w:t xml:space="preserve"> </w:t>
-      </w:r>
-      <w:r>
-        <w:rPr>
-          <w:rFonts w:ascii="Garamond" w:hAnsi="Garamond"/>
-        </w:rPr>
-        <w:t xml:space="preserve">9 including </w:t>
-      </w:r>
-      <w:r>
-        <w:rPr>
-          <w:rFonts w:ascii="Garamond" w:hAnsi="Garamond"/>
-        </w:rPr>
-        <w:t xml:space="preserve">Sciences, </w:t>
-      </w:r>
-      <w:r>
-        <w:rPr>
-          <w:rFonts w:ascii="Garamond" w:hAnsi="Garamond"/>
-        </w:rPr>
-        <w:t>Maths &amp; English</w:t>
       </w:r>
     </w:p>
     <w:p>
@@ -756,7 +845,7 @@
           <w:b/>
           <w:bCs/>
         </w:rPr>
-        <w:t>EXTRACURRICULAR COURSES</w:t>
+        <w:t>EARLY PROGRAMMING AND AI COURSES</w:t>
       </w:r>
     </w:p>
     <w:p>
@@ -768,25 +857,49 @@
         </w:numPr>
         <w:rPr>
           <w:rFonts w:ascii="Garamond" w:hAnsi="Garamond"/>
-        </w:rPr>
-      </w:pPr>
-      <w:r>
-        <w:rPr>
-          <w:rFonts w:ascii="Garamond" w:hAnsi="Garamond"/>
+          <w:sz w:val="21"/>
+          <w:szCs w:val="21"/>
+        </w:rPr>
+      </w:pPr>
+      <w:r>
+        <w:rPr>
+          <w:rFonts w:ascii="Garamond" w:hAnsi="Garamond"/>
+          <w:sz w:val="21"/>
+          <w:szCs w:val="21"/>
         </w:rPr>
         <w:t>Artificial Intelligence and Artificial Neural Networks (2020)</w:t>
       </w:r>
       <w:r>
         <w:rPr>
           <w:rFonts w:ascii="Garamond" w:hAnsi="Garamond"/>
+          <w:sz w:val="21"/>
+          <w:szCs w:val="21"/>
         </w:rPr>
         <w:t xml:space="preserve">, </w:t>
       </w:r>
       <w:r>
         <w:rPr>
           <w:rFonts w:ascii="Garamond" w:hAnsi="Garamond"/>
-        </w:rPr>
-        <w:t>Basic penetration testing in computing (2019)</w:t>
+          <w:sz w:val="21"/>
+          <w:szCs w:val="21"/>
+        </w:rPr>
+        <w:t xml:space="preserve">Basic penetration </w:t>
+      </w:r>
+      <w:r>
+        <w:rPr>
+          <w:rFonts w:ascii="Garamond" w:hAnsi="Garamond"/>
+          <w:sz w:val="21"/>
+          <w:szCs w:val="21"/>
+        </w:rPr>
+        <w:t>T</w:t>
+      </w:r>
+      <w:r>
+        <w:rPr>
+          <w:rFonts w:ascii="Garamond" w:hAnsi="Garamond"/>
+          <w:sz w:val="21"/>
+          <w:szCs w:val="21"/>
+        </w:rPr>
+        <w:t>esting in computing (2019)</w:t>
       </w:r>
     </w:p>
     <w:p>
@@ -798,47 +911,63 @@
         </w:numPr>
         <w:rPr>
           <w:rFonts w:ascii="Garamond" w:hAnsi="Garamond"/>
-        </w:rPr>
-      </w:pPr>
-      <w:r>
-        <w:rPr>
-          <w:rFonts w:ascii="Garamond" w:hAnsi="Garamond"/>
+          <w:sz w:val="21"/>
+          <w:szCs w:val="21"/>
+        </w:rPr>
+      </w:pPr>
+      <w:r>
+        <w:rPr>
+          <w:rFonts w:ascii="Garamond" w:hAnsi="Garamond"/>
+          <w:sz w:val="21"/>
+          <w:szCs w:val="21"/>
         </w:rPr>
         <w:t>Python (2019)</w:t>
       </w:r>
       <w:r>
         <w:rPr>
           <w:rFonts w:ascii="Garamond" w:hAnsi="Garamond"/>
+          <w:sz w:val="21"/>
+          <w:szCs w:val="21"/>
         </w:rPr>
         <w:t xml:space="preserve">, </w:t>
       </w:r>
       <w:r>
         <w:rPr>
           <w:rFonts w:ascii="Garamond" w:hAnsi="Garamond"/>
+          <w:sz w:val="21"/>
+          <w:szCs w:val="21"/>
         </w:rPr>
         <w:t>C# (2018)</w:t>
       </w:r>
       <w:r>
         <w:rPr>
           <w:rFonts w:ascii="Garamond" w:hAnsi="Garamond"/>
+          <w:sz w:val="21"/>
+          <w:szCs w:val="21"/>
         </w:rPr>
         <w:t xml:space="preserve">, </w:t>
       </w:r>
       <w:r>
         <w:rPr>
           <w:rFonts w:ascii="Garamond" w:hAnsi="Garamond"/>
+          <w:sz w:val="21"/>
+          <w:szCs w:val="21"/>
         </w:rPr>
         <w:t>C++ (201</w:t>
       </w:r>
       <w:r>
         <w:rPr>
           <w:rFonts w:ascii="Garamond" w:hAnsi="Garamond"/>
+          <w:sz w:val="21"/>
+          <w:szCs w:val="21"/>
         </w:rPr>
         <w:t>7</w:t>
       </w:r>
       <w:r>
         <w:rPr>
           <w:rFonts w:ascii="Garamond" w:hAnsi="Garamond"/>
+          <w:sz w:val="21"/>
+          <w:szCs w:val="21"/>
         </w:rPr>
         <w:t>)</w:t>
       </w:r>
@@ -870,39 +999,63 @@
           <w:bCs/>
         </w:rPr>
       </w:pPr>
-      <w:r>
-        <w:rPr>
-          <w:rFonts w:ascii="Garamond" w:hAnsi="Garamond"/>
-          <w:b/>
-          <w:bCs/>
-        </w:rPr>
-        <w:t>PROFESSIONAL DEVELOPMENT</w:t>
-      </w:r>
     </w:p>
     <w:p>
       <w:pPr>
+        <w:pBdr>
+          <w:bottom w:val="single" w:sz="4" w:space="1" w:color="auto"/>
+        </w:pBdr>
+        <w:spacing w:after="20"/>
+        <w:rPr>
+          <w:rFonts w:ascii="Garamond" w:hAnsi="Garamond"/>
+          <w:b/>
+          <w:bCs/>
+        </w:rPr>
+      </w:pPr>
+      <w:r>
+        <w:rPr>
+          <w:rFonts w:ascii="Garamond" w:hAnsi="Garamond"/>
+          <w:b/>
+          <w:bCs/>
+        </w:rPr>
+        <w:t xml:space="preserve">PROFESSIONAL </w:t>
+      </w:r>
+      <w:r>
+        <w:rPr>
+          <w:rFonts w:ascii="Garamond" w:hAnsi="Garamond"/>
+          <w:b/>
+          <w:bCs/>
+        </w:rPr>
+        <w:t>EXPERIENCE</w:t>
+      </w:r>
+    </w:p>
+    <w:p>
+      <w:pPr>
         <w:pStyle w:val="NoSpacing"/>
         <w:rPr>
           <w:rFonts w:ascii="Garamond" w:hAnsi="Garamond"/>
           <w:b/>
           <w:bCs/>
-        </w:rPr>
-      </w:pPr>
-      <w:r>
-        <w:rPr>
-          <w:rFonts w:ascii="Garamond" w:hAnsi="Garamond"/>
-          <w:b/>
-          <w:bCs/>
-        </w:rPr>
-        <w:t>Programming Intern, Glowmade, June - August</w:t>
-      </w:r>
-      <w:r>
-        <w:rPr>
-          <w:rFonts w:ascii="Garamond" w:hAnsi="Garamond"/>
-          <w:b/>
-          <w:bCs/>
-        </w:rPr>
-        <w:t xml:space="preserve"> 2024</w:t>
+          <w:lang w:eastAsia="en-GB"/>
+        </w:rPr>
+      </w:pPr>
+      <w:r>
+        <w:rPr>
+          <w:rFonts w:ascii="Garamond" w:hAnsi="Garamond"/>
+          <w:b/>
+          <w:bCs/>
+          <w:lang w:eastAsia="en-GB"/>
+        </w:rPr>
+        <w:t>Programming Intern, Glowmade | June–August 2024</w:t>
+      </w:r>
+      <w:r>
+        <w:rPr>
+          <w:rFonts w:ascii="Garamond" w:hAnsi="Garamond"/>
+          <w:b/>
+          <w:bCs/>
+          <w:lang w:eastAsia="en-GB"/>
+        </w:rPr>
+        <w:t xml:space="preserve"> </w:t>
       </w:r>
     </w:p>
     <w:p>
@@ -910,44 +1063,43 @@
         <w:pStyle w:val="NoSpacing"/>
         <w:numPr>
           <w:ilvl w:val="0"/>
-          <w:numId w:val="8"/>
+          <w:numId w:val="14"/>
         </w:numPr>
         <w:rPr>
-          <w:rStyle w:val="Emphasis"/>
-          <w:rFonts w:ascii="Garamond" w:hAnsi="Garamond"/>
-          <w:i w:val="0"/>
-          <w:iCs w:val="0"/>
-        </w:rPr>
-      </w:pPr>
-      <w:r>
-        <w:rPr>
-          <w:rFonts w:ascii="Garamond" w:hAnsi="Garamond"/>
-        </w:rPr>
-        <w:t xml:space="preserve">Credited Programmer on </w:t>
-      </w:r>
-      <w:r>
-        <w:rPr>
-          <w:rFonts w:ascii="Garamond" w:hAnsi="Garamond"/>
-        </w:rPr>
-        <w:t xml:space="preserve">shipped </w:t>
-      </w:r>
-      <w:r>
-        <w:rPr>
-          <w:rStyle w:val="Emphasis"/>
-          <w:rFonts w:ascii="Garamond" w:hAnsi="Garamond"/>
-          <w:i w:val="0"/>
-          <w:iCs w:val="0"/>
+          <w:rFonts w:ascii="Garamond" w:hAnsi="Garamond"/>
+          <w:sz w:val="21"/>
+          <w:szCs w:val="21"/>
+          <w:lang w:eastAsia="en-GB"/>
+        </w:rPr>
+      </w:pPr>
+      <w:r>
+        <w:rPr>
+          <w:rFonts w:ascii="Garamond" w:hAnsi="Garamond"/>
+          <w:sz w:val="21"/>
+          <w:szCs w:val="21"/>
+          <w:lang w:eastAsia="en-GB"/>
+        </w:rPr>
+        <w:t xml:space="preserve">Credited programmer on the shipped Amazon Games title </w:t>
+      </w:r>
+      <w:r>
+        <w:rPr>
+          <w:rFonts w:ascii="Garamond" w:hAnsi="Garamond"/>
+          <w:i/>
+          <w:iCs/>
+          <w:sz w:val="21"/>
+          <w:szCs w:val="21"/>
+          <w:lang w:eastAsia="en-GB"/>
         </w:rPr>
         <w:t>King of Meat</w:t>
       </w:r>
       <w:r>
         <w:rPr>
-          <w:rStyle w:val="Emphasis"/>
-          <w:rFonts w:ascii="Garamond" w:hAnsi="Garamond"/>
-          <w:i w:val="0"/>
-          <w:iCs w:val="0"/>
-        </w:rPr>
-        <w:t xml:space="preserve"> published by Amazon games</w:t>
+          <w:rFonts w:ascii="Garamond" w:hAnsi="Garamond"/>
+          <w:sz w:val="21"/>
+          <w:szCs w:val="21"/>
+          <w:lang w:eastAsia="en-GB"/>
+        </w:rPr>
+        <w:t xml:space="preserve">. </w:t>
       </w:r>
     </w:p>
     <w:p>
@@ -955,23 +1107,32 @@
         <w:pStyle w:val="NoSpacing"/>
         <w:numPr>
           <w:ilvl w:val="0"/>
-          <w:numId w:val="8"/>
+          <w:numId w:val="14"/>
         </w:numPr>
         <w:rPr>
           <w:rFonts w:ascii="Garamond" w:hAnsi="Garamond"/>
-        </w:rPr>
-      </w:pPr>
-      <w:r>
-        <w:rPr>
-          <w:rFonts w:ascii="Garamond" w:hAnsi="Garamond"/>
-        </w:rPr>
-        <w:t xml:space="preserve">Worked on design and implementation of gameplay system, including the current dispenser </w:t>
-      </w:r>
-      <w:r>
-        <w:rPr>
-          <w:rFonts w:ascii="Garamond" w:hAnsi="Garamond"/>
-        </w:rPr>
-        <w:t>&amp; throwing system</w:t>
+          <w:sz w:val="21"/>
+          <w:szCs w:val="21"/>
+          <w:lang w:eastAsia="en-GB"/>
+        </w:rPr>
+      </w:pPr>
+      <w:r>
+        <w:rPr>
+          <w:rFonts w:ascii="Garamond" w:hAnsi="Garamond"/>
+          <w:sz w:val="21"/>
+          <w:szCs w:val="21"/>
+          <w:lang w:eastAsia="en-GB"/>
+        </w:rPr>
+        <w:t>P</w:t>
+      </w:r>
+      <w:r>
+        <w:rPr>
+          <w:rFonts w:ascii="Garamond" w:hAnsi="Garamond"/>
+          <w:sz w:val="21"/>
+          <w:szCs w:val="21"/>
+          <w:lang w:eastAsia="en-GB"/>
+        </w:rPr>
+        <w:t xml:space="preserve">ed and implemented player-facing C++ gameplay features, including the dispenser and throwing system. </w:t>
       </w:r>
     </w:p>
     <w:p>
@@ -979,29 +1140,23 @@
         <w:pStyle w:val="NoSpacing"/>
         <w:numPr>
           <w:ilvl w:val="0"/>
-          <w:numId w:val="8"/>
+          <w:numId w:val="14"/>
         </w:numPr>
         <w:rPr>
           <w:rFonts w:ascii="Garamond" w:hAnsi="Garamond"/>
-        </w:rPr>
-      </w:pPr>
-      <w:r>
-        <w:rPr>
-          <w:rFonts w:ascii="Garamond" w:hAnsi="Garamond"/>
-        </w:rPr>
-        <w:t>Develop</w:t>
-      </w:r>
-      <w:r>
-        <w:rPr>
-          <w:rFonts w:ascii="Garamond" w:hAnsi="Garamond"/>
-        </w:rPr>
-        <w:t>ed</w:t>
-      </w:r>
-      <w:r>
-        <w:rPr>
-          <w:rFonts w:ascii="Garamond" w:hAnsi="Garamond"/>
-        </w:rPr>
-        <w:t xml:space="preserve"> level mutators for live service events</w:t>
+          <w:sz w:val="21"/>
+          <w:szCs w:val="21"/>
+          <w:lang w:eastAsia="en-GB"/>
+        </w:rPr>
+      </w:pPr>
+      <w:r>
+        <w:rPr>
+          <w:rFonts w:ascii="Garamond" w:hAnsi="Garamond"/>
+          <w:sz w:val="21"/>
+          <w:szCs w:val="21"/>
+          <w:lang w:eastAsia="en-GB"/>
+        </w:rPr>
+        <w:t xml:space="preserve">Developed level mutators for live-service events and implemented player upgrades supporting gameplay progression. </w:t>
       </w:r>
     </w:p>
     <w:p>
@@ -1009,29 +1164,23 @@
         <w:pStyle w:val="NoSpacing"/>
         <w:numPr>
           <w:ilvl w:val="0"/>
-          <w:numId w:val="8"/>
+          <w:numId w:val="14"/>
         </w:numPr>
         <w:rPr>
           <w:rFonts w:ascii="Garamond" w:hAnsi="Garamond"/>
-        </w:rPr>
-      </w:pPr>
-      <w:r>
-        <w:rPr>
-          <w:rFonts w:ascii="Garamond" w:hAnsi="Garamond"/>
-        </w:rPr>
-        <w:t>Implemented</w:t>
-      </w:r>
-      <w:r>
-        <w:rPr>
-          <w:rFonts w:ascii="Garamond" w:hAnsi="Garamond"/>
-        </w:rPr>
-        <w:t xml:space="preserve"> player upgrades to enhance gameplay</w:t>
-      </w:r>
-      <w:r>
-        <w:rPr>
-          <w:rFonts w:ascii="Garamond" w:hAnsi="Garamond"/>
-        </w:rPr>
-        <w:t xml:space="preserve"> progression</w:t>
+          <w:sz w:val="21"/>
+          <w:szCs w:val="21"/>
+          <w:lang w:eastAsia="en-GB"/>
+        </w:rPr>
+      </w:pPr>
+      <w:r>
+        <w:rPr>
+          <w:rFonts w:ascii="Garamond" w:hAnsi="Garamond"/>
+          <w:sz w:val="21"/>
+          <w:szCs w:val="21"/>
+          <w:lang w:eastAsia="en-GB"/>
+        </w:rPr>
+        <w:t xml:space="preserve">Extended the existing grabbable system and implemented pushing mechanics. </w:t>
       </w:r>
     </w:p>
     <w:p>
@@ -1039,29 +1188,119 @@
         <w:pStyle w:val="NoSpacing"/>
         <w:numPr>
           <w:ilvl w:val="0"/>
-          <w:numId w:val="8"/>
+          <w:numId w:val="14"/>
         </w:numPr>
         <w:rPr>
           <w:rFonts w:ascii="Garamond" w:hAnsi="Garamond"/>
-        </w:rPr>
-      </w:pPr>
-      <w:r>
-        <w:rPr>
-          <w:rFonts w:ascii="Garamond" w:hAnsi="Garamond"/>
-        </w:rPr>
-        <w:t>E</w:t>
-      </w:r>
-      <w:r>
-        <w:rPr>
-          <w:rFonts w:ascii="Garamond" w:hAnsi="Garamond"/>
-        </w:rPr>
-        <w:t>xtended</w:t>
-      </w:r>
-      <w:r>
-        <w:rPr>
-          <w:rFonts w:ascii="Garamond" w:hAnsi="Garamond"/>
-        </w:rPr>
-        <w:t xml:space="preserve"> functionality for the grabbable system and implementing pushing mechanics</w:t>
+          <w:sz w:val="21"/>
+          <w:szCs w:val="21"/>
+          <w:lang w:eastAsia="en-GB"/>
+        </w:rPr>
+      </w:pPr>
+      <w:r>
+        <w:rPr>
+          <w:rFonts w:ascii="Garamond" w:hAnsi="Garamond"/>
+          <w:sz w:val="21"/>
+          <w:szCs w:val="21"/>
+          <w:lang w:eastAsia="en-GB"/>
+        </w:rPr>
+        <w:t xml:space="preserve">Worked within a large production codebase, collaborating closely with designers and gameplay programmers to develop, debug and deliver production features. </w:t>
+      </w:r>
+    </w:p>
+    <w:p>
+      <w:pPr>
+        <w:pStyle w:val="NoSpacing"/>
+        <w:rPr>
+          <w:rFonts w:ascii="Garamond" w:hAnsi="Garamond"/>
+          <w:lang w:eastAsia="en-GB"/>
+        </w:rPr>
+      </w:pPr>
+    </w:p>
+    <w:p>
+      <w:pPr>
+        <w:pStyle w:val="NoSpacing"/>
+        <w:rPr>
+          <w:rFonts w:ascii="Garamond" w:hAnsi="Garamond"/>
+          <w:b/>
+          <w:bCs/>
+          <w:lang w:eastAsia="en-GB"/>
+        </w:rPr>
+      </w:pPr>
+      <w:r>
+        <w:rPr>
+          <w:rFonts w:ascii="Garamond" w:hAnsi="Garamond"/>
+          <w:b/>
+          <w:bCs/>
+          <w:lang w:eastAsia="en-GB"/>
+        </w:rPr>
+        <w:t>Programming Intern, Glowmade | June–July 2023</w:t>
+      </w:r>
+      <w:r>
+        <w:rPr>
+          <w:rFonts w:ascii="Garamond" w:hAnsi="Garamond"/>
+          <w:b/>
+          <w:bCs/>
+          <w:lang w:eastAsia="en-GB"/>
+        </w:rPr>
+        <w:t xml:space="preserve"> </w:t>
+      </w:r>
+    </w:p>
+    <w:p>
+      <w:pPr>
+        <w:pStyle w:val="ListParagraph"/>
+        <w:numPr>
+          <w:ilvl w:val="0"/>
+          <w:numId w:val="14"/>
+        </w:numPr>
+        <w:spacing w:after="0" w:line="240" w:lineRule="auto"/>
+        <w:rPr>
+          <w:rFonts w:ascii="Garamond" w:eastAsia="Times New Roman" w:hAnsi="Garamond" w:cs="Times New Roman"/>
+          <w:kern w:val="0"/>
+          <w:sz w:val="21"/>
+          <w:szCs w:val="21"/>
+          <w:lang w:eastAsia="en-GB"/>
+          <w14:ligatures w14:val="none"/>
+        </w:rPr>
+      </w:pPr>
+      <w:r>
+        <w:rPr>
+          <w:rFonts w:ascii="Garamond" w:eastAsia="Times New Roman" w:hAnsi="Garamond" w:cs="Times New Roman"/>
+          <w:kern w:val="0"/>
+          <w:sz w:val="21"/>
+          <w:szCs w:val="21"/>
+          <w:lang w:eastAsia="en-GB"/>
+          <w14:ligatures w14:val="none"/>
+        </w:rPr>
+        <w:t xml:space="preserve">Developed C++ feature code for gameplay systems within a commercial game engine. </w:t>
+      </w:r>
+    </w:p>
+    <w:p>
+      <w:pPr>
+        <w:pStyle w:val="ListParagraph"/>
+        <w:numPr>
+          <w:ilvl w:val="0"/>
+          <w:numId w:val="14"/>
+        </w:numPr>
+        <w:spacing w:after="0" w:line="240" w:lineRule="auto"/>
+        <w:rPr>
+          <w:rFonts w:ascii="Garamond" w:eastAsia="Times New Roman" w:hAnsi="Garamond" w:cs="Times New Roman"/>
+          <w:kern w:val="0"/>
+          <w:sz w:val="21"/>
+          <w:szCs w:val="21"/>
+          <w:lang w:eastAsia="en-GB"/>
+          <w14:ligatures w14:val="none"/>
+        </w:rPr>
+      </w:pPr>
+      <w:r>
+        <w:rPr>
+          <w:rFonts w:ascii="Garamond" w:eastAsia="Times New Roman" w:hAnsi="Garamond" w:cs="Times New Roman"/>
+          <w:kern w:val="0"/>
+          <w:sz w:val="21"/>
+          <w:szCs w:val="21"/>
+          <w:lang w:eastAsia="en-GB"/>
+          <w14:ligatures w14:val="none"/>
+        </w:rPr>
+        <w:t xml:space="preserve">Diagnosed and resolved gameplay and systems bugs. </w:t>
       </w:r>
     </w:p>
     <w:p>
@@ -1069,17 +1308,26 @@
         <w:pStyle w:val="NoSpacing"/>
         <w:numPr>
           <w:ilvl w:val="0"/>
-          <w:numId w:val="8"/>
+          <w:numId w:val="14"/>
         </w:numPr>
         <w:rPr>
           <w:rFonts w:ascii="Garamond" w:hAnsi="Garamond"/>
-        </w:rPr>
-      </w:pPr>
-      <w:r>
-        <w:rPr>
-          <w:rFonts w:ascii="Garamond" w:hAnsi="Garamond"/>
-        </w:rPr>
-        <w:t>Worked with large existing codebase, collaborating closely with designers and other gameplay programmers.</w:t>
+          <w:b/>
+          <w:bCs/>
+          <w:sz w:val="21"/>
+          <w:szCs w:val="21"/>
+        </w:rPr>
+      </w:pPr>
+      <w:r>
+        <w:rPr>
+          <w:rFonts w:ascii="Garamond" w:eastAsia="Times New Roman" w:hAnsi="Garamond" w:cs="Times New Roman"/>
+          <w:kern w:val="0"/>
+          <w:sz w:val="21"/>
+          <w:szCs w:val="21"/>
+          <w:lang w:eastAsia="en-GB"/>
+          <w14:ligatures w14:val="none"/>
+        </w:rPr>
+        <w:t>Collaborated with programmers and designers, delivering features through Agile sprints.</w:t>
       </w:r>
     </w:p>
     <w:p>
@@ -1089,8 +1337,6 @@
           <w:rFonts w:ascii="Garamond" w:hAnsi="Garamond"/>
           <w:b/>
           <w:bCs/>
-          <w:sz w:val="10"/>
-          <w:szCs w:val="10"/>
         </w:rPr>
       </w:pPr>
     </w:p>
@@ -1109,270 +1355,68 @@
           <w:b/>
           <w:bCs/>
         </w:rPr>
-        <w:t>Programming Intern, Glowmade, June - July</w:t>
-      </w:r>
-      <w:r>
-        <w:rPr>
-          <w:rFonts w:ascii="Garamond" w:hAnsi="Garamond"/>
-          <w:b/>
-          <w:bCs/>
-        </w:rPr>
-        <w:t xml:space="preserve"> 202</w:t>
-      </w:r>
-      <w:r>
-        <w:rPr>
-          <w:rFonts w:ascii="Garamond" w:hAnsi="Garamond"/>
-          <w:b/>
-          <w:bCs/>
-        </w:rPr>
-        <w:t>3</w:t>
+        <w:t>Private Tutor</w:t>
+      </w:r>
+      <w:r>
+        <w:rPr>
+          <w:rFonts w:ascii="Garamond" w:hAnsi="Garamond"/>
+          <w:b/>
+          <w:bCs/>
+        </w:rPr>
+        <w:t>, 20</w:t>
+      </w:r>
+      <w:r>
+        <w:rPr>
+          <w:rFonts w:ascii="Garamond" w:hAnsi="Garamond"/>
+          <w:b/>
+          <w:bCs/>
+        </w:rPr>
+        <w:t>2</w:t>
+      </w:r>
+      <w:r>
+        <w:rPr>
+          <w:rFonts w:ascii="Garamond" w:hAnsi="Garamond"/>
+          <w:b/>
+          <w:bCs/>
+        </w:rPr>
+        <w:t xml:space="preserve">3 - </w:t>
+      </w:r>
+      <w:r>
+        <w:rPr>
+          <w:rFonts w:ascii="Garamond" w:hAnsi="Garamond"/>
+          <w:b/>
+          <w:bCs/>
+        </w:rPr>
+        <w:t>P</w:t>
+      </w:r>
+      <w:r>
+        <w:rPr>
+          <w:rFonts w:ascii="Garamond" w:hAnsi="Garamond"/>
+          <w:b/>
+          <w:bCs/>
+        </w:rPr>
+        <w:t>resent</w:t>
       </w:r>
     </w:p>
     <w:p>
       <w:pPr>
         <w:pStyle w:val="NoSpacing"/>
-        <w:numPr>
-          <w:ilvl w:val="0"/>
-          <w:numId w:val="9"/>
-        </w:numPr>
-        <w:rPr>
-          <w:rFonts w:ascii="Garamond" w:hAnsi="Garamond"/>
-        </w:rPr>
-      </w:pPr>
-      <w:r>
-        <w:rPr>
-          <w:rFonts w:ascii="Garamond" w:hAnsi="Garamond"/>
-        </w:rPr>
-        <w:t xml:space="preserve">Wrote feature code </w:t>
-      </w:r>
-      <w:r>
-        <w:rPr>
-          <w:rFonts w:ascii="Garamond" w:hAnsi="Garamond"/>
-        </w:rPr>
-        <w:t xml:space="preserve">in </w:t>
-      </w:r>
-      <w:r>
-        <w:rPr>
-          <w:rFonts w:ascii="Garamond" w:hAnsi="Garamond"/>
-        </w:rPr>
-        <w:t>C++</w:t>
-      </w:r>
-      <w:r>
-        <w:rPr>
-          <w:rFonts w:ascii="Garamond" w:hAnsi="Garamond"/>
-        </w:rPr>
-        <w:t xml:space="preserve"> for gameplay systems</w:t>
-      </w:r>
-    </w:p>
-    <w:p>
-      <w:pPr>
-        <w:pStyle w:val="NoSpacing"/>
-        <w:numPr>
-          <w:ilvl w:val="0"/>
-          <w:numId w:val="9"/>
-        </w:numPr>
-        <w:rPr>
-          <w:rFonts w:ascii="Garamond" w:hAnsi="Garamond"/>
-        </w:rPr>
-      </w:pPr>
-      <w:r>
-        <w:rPr>
-          <w:rFonts w:ascii="Garamond" w:hAnsi="Garamond"/>
-        </w:rPr>
-        <w:t>Debugged and resolved gameplay and system bugs to improve player experience</w:t>
-      </w:r>
-    </w:p>
-    <w:p>
-      <w:pPr>
-        <w:pStyle w:val="NoSpacing"/>
-        <w:numPr>
-          <w:ilvl w:val="0"/>
-          <w:numId w:val="9"/>
-        </w:numPr>
-        <w:rPr>
-          <w:rFonts w:ascii="Garamond" w:hAnsi="Garamond"/>
-        </w:rPr>
-      </w:pPr>
-      <w:r>
-        <w:rPr>
-          <w:rFonts w:ascii="Garamond" w:hAnsi="Garamond"/>
-        </w:rPr>
-        <w:t>Participated in gameplay discussions as part of gameplay strategy team</w:t>
-      </w:r>
-    </w:p>
-    <w:p>
-      <w:pPr>
-        <w:pStyle w:val="NoSpacing"/>
-        <w:numPr>
-          <w:ilvl w:val="0"/>
-          <w:numId w:val="9"/>
-        </w:numPr>
-        <w:rPr>
-          <w:rFonts w:ascii="Garamond" w:hAnsi="Garamond"/>
-        </w:rPr>
-      </w:pPr>
-      <w:r>
-        <w:rPr>
-          <w:rFonts w:ascii="Garamond" w:hAnsi="Garamond"/>
-        </w:rPr>
-        <w:t>Worked within the Agile development process, delivering gameplay features in sprints</w:t>
-      </w:r>
-    </w:p>
-    <w:p>
-      <w:pPr>
-        <w:pStyle w:val="NoSpacing"/>
-        <w:numPr>
-          <w:ilvl w:val="0"/>
-          <w:numId w:val="9"/>
-        </w:numPr>
-        <w:rPr>
-          <w:rFonts w:ascii="Garamond" w:hAnsi="Garamond"/>
-        </w:rPr>
-      </w:pPr>
-      <w:r>
-        <w:rPr>
-          <w:rFonts w:ascii="Garamond" w:hAnsi="Garamond"/>
-        </w:rPr>
-        <w:t>Gained experience working in a commercial game production pipeline</w:t>
-      </w:r>
-    </w:p>
-    <w:p>
-      <w:pPr>
-        <w:pStyle w:val="NoSpacing"/>
-        <w:rPr>
-          <w:rFonts w:ascii="Garamond" w:hAnsi="Garamond"/>
-          <w:b/>
-          <w:bCs/>
-          <w:sz w:val="10"/>
-          <w:szCs w:val="10"/>
-        </w:rPr>
-      </w:pPr>
-    </w:p>
-    <w:p>
-      <w:pPr>
-        <w:pStyle w:val="NoSpacing"/>
-        <w:rPr>
-          <w:rFonts w:ascii="Garamond" w:hAnsi="Garamond"/>
-          <w:b/>
-          <w:bCs/>
-        </w:rPr>
-      </w:pPr>
-      <w:r>
-        <w:rPr>
-          <w:rFonts w:ascii="Garamond" w:hAnsi="Garamond"/>
-          <w:b/>
-          <w:bCs/>
-        </w:rPr>
-        <w:t>Private Tutor</w:t>
-      </w:r>
-      <w:r>
-        <w:rPr>
-          <w:rFonts w:ascii="Garamond" w:hAnsi="Garamond"/>
-          <w:b/>
-          <w:bCs/>
-        </w:rPr>
-        <w:t>, 20</w:t>
-      </w:r>
-      <w:r>
-        <w:rPr>
-          <w:rFonts w:ascii="Garamond" w:hAnsi="Garamond"/>
-          <w:b/>
-          <w:bCs/>
-        </w:rPr>
-        <w:t>2</w:t>
-      </w:r>
-      <w:r>
-        <w:rPr>
-          <w:rFonts w:ascii="Garamond" w:hAnsi="Garamond"/>
-          <w:b/>
-          <w:bCs/>
-        </w:rPr>
-        <w:t>3 - present</w:t>
-      </w:r>
-    </w:p>
-    <w:p>
-      <w:pPr>
-        <w:pStyle w:val="NoSpacing"/>
-        <w:numPr>
-          <w:ilvl w:val="0"/>
-          <w:numId w:val="10"/>
-        </w:numPr>
-        <w:rPr>
-          <w:rFonts w:ascii="Garamond" w:hAnsi="Garamond"/>
-        </w:rPr>
-      </w:pPr>
-      <w:r>
-        <w:rPr>
-          <w:rFonts w:ascii="Garamond" w:hAnsi="Garamond"/>
-        </w:rPr>
-        <w:t xml:space="preserve">Tutored Degree, A-Level, GCSE &amp; </w:t>
-      </w:r>
-      <w:r>
-        <w:rPr>
-          <w:rFonts w:ascii="Garamond" w:hAnsi="Garamond"/>
-        </w:rPr>
-        <w:t>P</w:t>
-      </w:r>
-      <w:r>
-        <w:rPr>
-          <w:rFonts w:ascii="Garamond" w:hAnsi="Garamond"/>
-        </w:rPr>
-        <w:t xml:space="preserve">rimary </w:t>
-      </w:r>
-      <w:r>
-        <w:rPr>
-          <w:rFonts w:ascii="Garamond" w:hAnsi="Garamond"/>
-        </w:rPr>
-        <w:t>level</w:t>
-      </w:r>
-      <w:r>
-        <w:rPr>
-          <w:rFonts w:ascii="Garamond" w:hAnsi="Garamond"/>
-        </w:rPr>
-        <w:t xml:space="preserve"> </w:t>
-      </w:r>
-      <w:r>
-        <w:rPr>
-          <w:rFonts w:ascii="Garamond" w:hAnsi="Garamond"/>
-        </w:rPr>
-        <w:t>students</w:t>
-      </w:r>
-      <w:r>
-        <w:rPr>
-          <w:rFonts w:ascii="Garamond" w:hAnsi="Garamond"/>
-        </w:rPr>
-        <w:t xml:space="preserve"> in C++, C#, Python &amp; Java</w:t>
-      </w:r>
-    </w:p>
-    <w:p>
-      <w:pPr>
-        <w:pStyle w:val="NoSpacing"/>
-        <w:numPr>
-          <w:ilvl w:val="0"/>
-          <w:numId w:val="10"/>
-        </w:numPr>
-        <w:rPr>
-          <w:rFonts w:ascii="Garamond" w:hAnsi="Garamond"/>
-        </w:rPr>
-      </w:pPr>
-      <w:r>
-        <w:rPr>
-          <w:rFonts w:ascii="Garamond" w:hAnsi="Garamond"/>
-        </w:rPr>
-        <w:t>Developed strong communication skills through explaining complex technical concepts clearly.</w:t>
-      </w:r>
-    </w:p>
-    <w:p>
-      <w:pPr>
-        <w:pStyle w:val="NoSpacing"/>
-        <w:rPr>
-          <w:rFonts w:ascii="Garamond" w:hAnsi="Garamond"/>
-          <w:b/>
-          <w:bCs/>
-          <w:sz w:val="10"/>
-          <w:szCs w:val="10"/>
-        </w:rPr>
-      </w:pPr>
+        <w:rPr>
+          <w:rFonts w:ascii="Garamond" w:hAnsi="Garamond"/>
+          <w:b/>
+          <w:bCs/>
+          <w:sz w:val="21"/>
+          <w:szCs w:val="21"/>
+        </w:rPr>
+      </w:pPr>
+      <w:r>
+        <w:rPr>
+          <w:rFonts w:ascii="Garamond" w:hAnsi="Garamond"/>
+          <w:sz w:val="21"/>
+          <w:szCs w:val="21"/>
+        </w:rPr>
+        <w:t>Tutor university, A-level and GCSE students in C++, C#, Python and Java, explaining complex technical concepts clearly.</w:t>
+      </w:r>
     </w:p>
     <w:p>
       <w:pPr>
@@ -1397,226 +1441,214 @@
     </w:p>
     <w:p>
       <w:pPr>
-        <w:spacing w:before="140" w:after="0"/>
-        <w:rPr>
-          <w:rFonts w:ascii="Garamond" w:hAnsi="Garamond"/>
-          <w:b/>
-          <w:bCs/>
-        </w:rPr>
-      </w:pPr>
-      <w:r>
-        <w:rPr>
-          <w:rFonts w:ascii="Garamond" w:hAnsi="Garamond"/>
-          <w:b/>
-          <w:bCs/>
-        </w:rPr>
-        <w:t>Programming</w:t>
-      </w:r>
-      <w:r>
-        <w:rPr>
-          <w:rFonts w:ascii="Garamond" w:hAnsi="Garamond"/>
-          <w:b/>
-          <w:bCs/>
-        </w:rPr>
-        <w:t xml:space="preserve"> languages</w:t>
-      </w:r>
-      <w:r>
-        <w:rPr>
-          <w:rFonts w:ascii="Garamond" w:hAnsi="Garamond"/>
-          <w:b/>
-          <w:bCs/>
-        </w:rPr>
-        <w:t xml:space="preserve"> &amp; Games Engines</w:t>
-      </w:r>
-      <w:r>
-        <w:rPr>
-          <w:rFonts w:ascii="Garamond" w:hAnsi="Garamond"/>
-          <w:b/>
-          <w:bCs/>
-        </w:rPr>
-        <w:t xml:space="preserve">: </w:t>
-      </w:r>
-      <w:r>
-        <w:rPr>
-          <w:rFonts w:ascii="Garamond" w:hAnsi="Garamond"/>
-        </w:rPr>
-        <w:t xml:space="preserve">C++, C#, </w:t>
-      </w:r>
-      <w:r>
-        <w:rPr>
-          <w:rFonts w:ascii="Garamond" w:hAnsi="Garamond"/>
-        </w:rPr>
-        <w:t>Python</w:t>
-      </w:r>
-      <w:r>
-        <w:rPr>
-          <w:rFonts w:ascii="Garamond" w:hAnsi="Garamond"/>
-        </w:rPr>
-        <w:t xml:space="preserve">, </w:t>
-      </w:r>
-      <w:r>
-        <w:rPr>
-          <w:rFonts w:ascii="Garamond" w:hAnsi="Garamond"/>
-        </w:rPr>
-        <w:t>Java, Lua, SQL</w:t>
-      </w:r>
-      <w:r>
-        <w:rPr>
-          <w:rFonts w:ascii="Garamond" w:hAnsi="Garamond"/>
-        </w:rPr>
-        <w:t>| Unreal Engine, Unity, Godot</w:t>
+        <w:pStyle w:val="NoSpacing"/>
+        <w:rPr>
+          <w:rFonts w:ascii="Garamond" w:hAnsi="Garamond"/>
+          <w:sz w:val="21"/>
+          <w:szCs w:val="21"/>
+        </w:rPr>
+      </w:pPr>
+      <w:r>
+        <w:rPr>
+          <w:rStyle w:val="Strong"/>
+          <w:rFonts w:ascii="Garamond" w:hAnsi="Garamond"/>
+          <w:sz w:val="21"/>
+          <w:szCs w:val="21"/>
+        </w:rPr>
+        <w:t>Languages &amp; Engines:</w:t>
+      </w:r>
+      <w:r>
+        <w:rPr>
+          <w:rFonts w:ascii="Garamond" w:hAnsi="Garamond"/>
+          <w:sz w:val="21"/>
+          <w:szCs w:val="21"/>
+        </w:rPr>
+        <w:t xml:space="preserve"> C++, C#, Python, Java, Lua, SQL | Unreal Engine, Unity, Godot</w:t>
       </w:r>
     </w:p>
     <w:p>
       <w:pPr>
-        <w:spacing w:before="140" w:after="0"/>
-        <w:rPr>
-          <w:rFonts w:ascii="Garamond" w:hAnsi="Garamond"/>
-        </w:rPr>
-      </w:pPr>
-      <w:r>
-        <w:rPr>
-          <w:rFonts w:ascii="Garamond" w:hAnsi="Garamond"/>
-          <w:b/>
-          <w:bCs/>
-        </w:rPr>
-        <w:t xml:space="preserve">Games Programming: </w:t>
-      </w:r>
-      <w:r>
-        <w:rPr>
-          <w:rFonts w:ascii="Garamond" w:hAnsi="Garamond"/>
-        </w:rPr>
-        <w:t>Gameplay programming (Player, mechanics, upgrades. Interactable systems)</w:t>
-      </w:r>
-      <w:r>
-        <w:rPr>
-          <w:rFonts w:ascii="Garamond" w:hAnsi="Garamond"/>
-        </w:rPr>
-        <w:t xml:space="preserve">, system programming within existing engines &amp; codebases, debugging, optimisation and bug fixing, Object-oriented programming &amp; clean code practices, Maths and </w:t>
-      </w:r>
-      <w:r>
-        <w:rPr>
-          <w:rFonts w:ascii="Garamond" w:hAnsi="Garamond"/>
-        </w:rPr>
-        <w:t>P</w:t>
-      </w:r>
-      <w:r>
-        <w:rPr>
-          <w:rFonts w:ascii="Garamond" w:hAnsi="Garamond"/>
-        </w:rPr>
-        <w:t>hysics applied to games.</w:t>
-      </w:r>
+        <w:pStyle w:val="NoSpacing"/>
+        <w:rPr>
+          <w:rFonts w:ascii="Garamond" w:hAnsi="Garamond"/>
+          <w:sz w:val="10"/>
+          <w:szCs w:val="10"/>
+        </w:rPr>
+      </w:pPr>
     </w:p>
     <w:p>
       <w:pPr>
-        <w:spacing w:before="140" w:after="0"/>
-        <w:rPr>
-          <w:rFonts w:ascii="Garamond" w:hAnsi="Garamond"/>
-        </w:rPr>
-      </w:pPr>
-      <w:r>
-        <w:rPr>
-          <w:rFonts w:ascii="Garamond" w:hAnsi="Garamond"/>
-          <w:b/>
-          <w:bCs/>
-        </w:rPr>
-        <w:t>Game development &amp; Production</w:t>
-      </w:r>
-      <w:r>
-        <w:rPr>
-          <w:rFonts w:ascii="Garamond" w:hAnsi="Garamond"/>
-        </w:rPr>
-        <w:t>: Commercial game engine experience</w:t>
-      </w:r>
-      <w:r>
-        <w:rPr>
-          <w:rFonts w:ascii="Garamond" w:hAnsi="Garamond"/>
-        </w:rPr>
-        <w:t xml:space="preserve">, </w:t>
-      </w:r>
-      <w:r>
-        <w:rPr>
-          <w:rFonts w:ascii="Garamond" w:hAnsi="Garamond"/>
-        </w:rPr>
-        <w:t>live service game development, feature development in large collaborative teams, version control (Git/ in-house studio systems), development tools: Visual studio, debuggers, profilers</w:t>
+        <w:pStyle w:val="NoSpacing"/>
+        <w:rPr>
+          <w:rFonts w:ascii="Garamond" w:hAnsi="Garamond"/>
+          <w:sz w:val="21"/>
+          <w:szCs w:val="21"/>
+        </w:rPr>
+      </w:pPr>
+      <w:r>
+        <w:rPr>
+          <w:rStyle w:val="Strong"/>
+          <w:rFonts w:ascii="Garamond" w:hAnsi="Garamond"/>
+          <w:sz w:val="21"/>
+          <w:szCs w:val="21"/>
+        </w:rPr>
+        <w:t>Gameplay Programming:</w:t>
+      </w:r>
+      <w:r>
+        <w:rPr>
+          <w:rFonts w:ascii="Garamond" w:hAnsi="Garamond"/>
+          <w:sz w:val="21"/>
+          <w:szCs w:val="21"/>
+        </w:rPr>
+        <w:t xml:space="preserve"> Player mechanics, upgrades and interactable systems; debugging, optimisation and bug fixing; object-oriented design and clean code</w:t>
       </w:r>
     </w:p>
     <w:p>
       <w:pPr>
-        <w:spacing w:before="140" w:after="0"/>
-        <w:rPr>
-          <w:rFonts w:ascii="Garamond" w:hAnsi="Garamond"/>
-        </w:rPr>
-      </w:pPr>
-      <w:r>
-        <w:rPr>
-          <w:rFonts w:ascii="Garamond" w:hAnsi="Garamond"/>
-          <w:b/>
-          <w:bCs/>
-        </w:rPr>
-        <w:t>AI &amp; Computing:</w:t>
-      </w:r>
-      <w:r>
-        <w:rPr>
-          <w:rFonts w:ascii="Garamond" w:hAnsi="Garamond"/>
-        </w:rPr>
-        <w:t xml:space="preserve"> Applied Machine Learning fundamentals, AI systems &amp; adaptive behaviour, Decision-making systems, data driven programming &amp; databases</w:t>
-      </w:r>
+        <w:pStyle w:val="NoSpacing"/>
+        <w:rPr>
+          <w:rFonts w:ascii="Garamond" w:hAnsi="Garamond"/>
+          <w:sz w:val="10"/>
+          <w:szCs w:val="10"/>
+        </w:rPr>
+      </w:pPr>
     </w:p>
     <w:p>
       <w:pPr>
-        <w:spacing w:before="140" w:after="0"/>
-        <w:rPr>
-          <w:rFonts w:ascii="Garamond" w:hAnsi="Garamond"/>
-        </w:rPr>
-      </w:pPr>
-      <w:r>
-        <w:rPr>
-          <w:rFonts w:ascii="Garamond" w:hAnsi="Garamond"/>
-          <w:b/>
-          <w:bCs/>
+        <w:pStyle w:val="NoSpacing"/>
+        <w:rPr>
+          <w:rFonts w:ascii="Garamond" w:hAnsi="Garamond"/>
+          <w:sz w:val="21"/>
+          <w:szCs w:val="21"/>
+        </w:rPr>
+      </w:pPr>
+      <w:r>
+        <w:rPr>
+          <w:rStyle w:val="Strong"/>
+          <w:rFonts w:ascii="Garamond" w:hAnsi="Garamond"/>
+          <w:sz w:val="21"/>
+          <w:szCs w:val="21"/>
+        </w:rPr>
+        <w:t>Games Mathematics:</w:t>
+      </w:r>
+      <w:r>
+        <w:rPr>
+          <w:rFonts w:ascii="Garamond" w:hAnsi="Garamond"/>
+          <w:sz w:val="21"/>
+          <w:szCs w:val="21"/>
+        </w:rPr>
+        <w:t xml:space="preserve"> Vectors, matrices, transformations, movement, collision, physics and 3D spatial reasoning</w:t>
+      </w:r>
+    </w:p>
+    <w:p>
+      <w:pPr>
+        <w:pStyle w:val="NoSpacing"/>
+        <w:rPr>
+          <w:rFonts w:ascii="Garamond" w:hAnsi="Garamond"/>
+          <w:sz w:val="10"/>
+          <w:szCs w:val="10"/>
+        </w:rPr>
+      </w:pPr>
+    </w:p>
+    <w:p>
+      <w:pPr>
+        <w:pStyle w:val="NoSpacing"/>
+        <w:rPr>
+          <w:rFonts w:ascii="Garamond" w:hAnsi="Garamond"/>
+          <w:sz w:val="21"/>
+          <w:szCs w:val="21"/>
+        </w:rPr>
+      </w:pPr>
+      <w:r>
+        <w:rPr>
+          <w:rStyle w:val="Strong"/>
+          <w:rFonts w:ascii="Garamond" w:hAnsi="Garamond"/>
+          <w:sz w:val="21"/>
+          <w:szCs w:val="21"/>
+        </w:rPr>
+        <w:t>Production &amp; Tools:</w:t>
+      </w:r>
+      <w:r>
+        <w:rPr>
+          <w:rFonts w:ascii="Garamond" w:hAnsi="Garamond"/>
+          <w:sz w:val="21"/>
+          <w:szCs w:val="21"/>
+        </w:rPr>
+        <w:t xml:space="preserve"> Commercial and live-service development; large collaborative codebases; Git and in-house version control; Visual Studio, debuggers and profilers</w:t>
+      </w:r>
+    </w:p>
+    <w:p>
+      <w:pPr>
+        <w:pStyle w:val="NoSpacing"/>
+        <w:rPr>
+          <w:rFonts w:ascii="Garamond" w:hAnsi="Garamond"/>
+          <w:sz w:val="10"/>
+          <w:szCs w:val="10"/>
+        </w:rPr>
+      </w:pPr>
+    </w:p>
+    <w:p>
+      <w:pPr>
+        <w:pStyle w:val="NoSpacing"/>
+        <w:rPr>
+          <w:rFonts w:ascii="Garamond" w:hAnsi="Garamond"/>
+          <w:sz w:val="21"/>
+          <w:szCs w:val="21"/>
+        </w:rPr>
+      </w:pPr>
+      <w:r>
+        <w:rPr>
+          <w:rStyle w:val="Strong"/>
+          <w:rFonts w:ascii="Garamond" w:hAnsi="Garamond"/>
+          <w:sz w:val="21"/>
+          <w:szCs w:val="21"/>
+        </w:rPr>
+        <w:t>AI &amp; Computing:</w:t>
+      </w:r>
+      <w:r>
+        <w:rPr>
+          <w:rFonts w:ascii="Garamond" w:hAnsi="Garamond"/>
+          <w:sz w:val="21"/>
+          <w:szCs w:val="21"/>
+        </w:rPr>
+        <w:t xml:space="preserve"> Machine learning, adaptive behaviour, decision-making systems, data-driven programming and databases</w:t>
+      </w:r>
+    </w:p>
+    <w:p>
+      <w:pPr>
+        <w:pStyle w:val="NoSpacing"/>
+        <w:rPr>
+          <w:rFonts w:ascii="Garamond" w:hAnsi="Garamond"/>
+          <w:sz w:val="10"/>
+          <w:szCs w:val="10"/>
+        </w:rPr>
+      </w:pPr>
+    </w:p>
+    <w:p>
+      <w:pPr>
+        <w:pStyle w:val="NoSpacing"/>
+        <w:rPr>
+          <w:rFonts w:ascii="Garamond" w:hAnsi="Garamond"/>
+          <w:sz w:val="21"/>
+          <w:szCs w:val="21"/>
+        </w:rPr>
+      </w:pPr>
+      <w:r>
+        <w:rPr>
+          <w:rStyle w:val="Strong"/>
+          <w:rFonts w:ascii="Garamond" w:hAnsi="Garamond"/>
+          <w:sz w:val="21"/>
+          <w:szCs w:val="21"/>
         </w:rPr>
         <w:t>Languages:</w:t>
       </w:r>
       <w:r>
         <w:rPr>
           <w:rFonts w:ascii="Garamond" w:hAnsi="Garamond"/>
-        </w:rPr>
-        <w:t xml:space="preserve"> English (Native), German (Proficient</w:t>
-      </w:r>
-      <w:r>
-        <w:rPr>
-          <w:rFonts w:ascii="Garamond" w:hAnsi="Garamond"/>
-          <w:sz w:val="16"/>
-          <w:szCs w:val="16"/>
-        </w:rPr>
-        <w:t>)</w:t>
-      </w:r>
-      <w:r>
-        <w:rPr>
-          <w:rFonts w:ascii="Garamond" w:hAnsi="Garamond"/>
-          <w:sz w:val="16"/>
-          <w:szCs w:val="16"/>
-        </w:rPr>
-        <w:t xml:space="preserve"> </w:t>
-      </w:r>
-      <w:r>
-        <w:rPr>
-          <w:rFonts w:ascii="Garamond" w:hAnsi="Garamond"/>
-        </w:rPr>
-        <w:t>- Eligible to work in the UK, EU and USA (</w:t>
-      </w:r>
-      <w:r>
-        <w:rPr>
-          <w:rFonts w:ascii="Garamond" w:hAnsi="Garamond"/>
-        </w:rPr>
-        <w:t>UK</w:t>
-      </w:r>
-      <w:r>
-        <w:rPr>
-          <w:rFonts w:ascii="Garamond" w:hAnsi="Garamond"/>
-        </w:rPr>
-        <w:t>, EU &amp; US citizenship)</w:t>
+          <w:sz w:val="21"/>
+          <w:szCs w:val="21"/>
+        </w:rPr>
+        <w:t xml:space="preserve"> English (native), German (proficient) | Eligible to work in the UK, EU and USA through citizenship</w:t>
       </w:r>
     </w:p>
     <w:sectPr>
@@ -1632,6 +1664,268 @@
 <file path=word/numbering.xml><?xml version="1.0" encoding="utf-8"?>
 <w:numbering xmlns:wpc="http://schemas.microsoft.com/office/word/2010/wordprocessingCanvas" xmlns:cx="http://schemas.microsoft.com/office/drawing/2014/chartex" xmlns:cx1="http://schemas.microsoft.com/office/drawing/2015/9/8/chartex" xmlns:cx2="http://schemas.microsoft.com/office/drawing/2015/10/21/chartex" xmlns:cx3="http://schemas.microsoft.com/office/drawing/2016/5/9/chartex" xmlns:cx4="http://schemas.microsoft.com/office/drawing/2016/5/10/chartex" xmlns:cx5="http://schemas.microsoft.com/office/drawing/2016/5/11/chartex" xmlns:cx6="http://schemas.microsoft.com/office/drawing/2016/5/12/chartex" xmlns:cx7="http://schemas.microsoft.com/office/drawing/2016/5/13/chartex" xmlns:cx8="http://schemas.microsoft.com/office/drawing/2016/5/14/chartex" xmlns:mc="http://schemas.openxmlformats.org/markup-compatibility/2006" xmlns:aink="http://schemas.microsoft.com/office/drawing/2016/ink" xmlns:am3d="http://schemas.microsoft.com/office/drawing/2017/model3d" xmlns:o="urn:schemas-microsoft-com:office:office" xmlns:oel="http://schemas.microsoft.com/office/2019/extlst" xmlns:r="http://schemas.openxmlformats.org/officeDocument/2006/relationships" xmlns:m="http://schemas.openxmlformats.org/officeDocument/2006/math" xmlns:v="urn:schemas-microsoft-com:vml" xmlns:wp14="http://schemas.microsoft.com/office/word/2010/wordprocessingDrawing" xmlns:wp="http://schemas.openxmlformats.org/drawingml/2006/wordprocessingDrawing" xmlns:w10="urn:schemas-microsoft-com:office:word" xmlns:w="http://schemas.openxmlformats.org/wordprocessingml/2006/main" xmlns:w14="http://schemas.microsoft.com/office/word/2010/wordml" xmlns:w15="http://schemas.microsoft.com/office/word/2012/wordml" xmlns:w16cex="http://schemas.microsoft.com/office/word/2018/wordml/cex" xmlns:w16cid="http://schemas.microsoft.com/office/word/2016/wordml/cid" xmlns:w16="http://schemas.microsoft.com/office/word/2018/wordml" xmlns:w16sdtdh="http://schemas.microsoft.com/office/word/2020/wordml/sdtdatahash" xmlns:w16se="http://schemas.microsoft.com/office/word/2015/wordml/symex" xmlns:wpg="http://schemas.microsoft.com/office/word/2010/wordprocessingGroup" xmlns:wpi="http://schemas.microsoft.com/office/word/2010/wordprocessingInk" xmlns:wne="http://schemas.microsoft.com/office/word/2006/wordml" xmlns:wps="http://schemas.microsoft.com/office/word/2010/wordprocessingShape" mc:Ignorable="w14 w15 w16se w16cid w16 w16cex w16sdtdh wp14">
   <w:abstractNum w:abstractNumId="0" w15:restartNumberingAfterBreak="0">
+    <w:nsid w:val="060C39CA"/>
+    <w:multiLevelType w:val="multilevel"/>
+    <w:tmpl w:val="529472EA"/>
+    <w:lvl w:ilvl="0">
+      <w:start w:val="1"/>
+      <w:numFmt w:val="bullet"/>
+      <w:lvlText w:val=""/>
+      <w:lvlJc w:val="left"/>
+      <w:pPr>
+        <w:tabs>
+          <w:tab w:val="num" w:pos="720"/>
+        </w:tabs>
+        <w:ind w:left="720" w:hanging="360"/>
+      </w:pPr>
+      <w:rPr>
+        <w:rFonts w:ascii="Symbol" w:hAnsi="Symbol" w:hint="default"/>
+        <w:sz w:val="20"/>
+      </w:rPr>
+    </w:lvl>
+    <w:lvl w:ilvl="1" w:tentative="1">
+      <w:start w:val="1"/>
+      <w:numFmt w:val="bullet"/>
+      <w:lvlText w:val="o"/>
+      <w:lvlJc w:val="left"/>
+      <w:pPr>
+        <w:tabs>
+          <w:tab w:val="num" w:pos="1440"/>
+        </w:tabs>
+        <w:ind w:left="1440" w:hanging="360"/>
+      </w:pPr>
+      <w:rPr>
+        <w:rFonts w:ascii="Courier New" w:hAnsi="Courier New" w:hint="default"/>
+        <w:sz w:val="20"/>
+      </w:rPr>
+    </w:lvl>
+    <w:lvl w:ilvl="2" w:tentative="1">
+      <w:start w:val="1"/>
+      <w:numFmt w:val="bullet"/>
+      <w:lvlText w:val=""/>
+      <w:lvlJc w:val="left"/>
+      <w:pPr>
+        <w:tabs>
+          <w:tab w:val="num" w:pos="2160"/>
+        </w:tabs>
+        <w:ind w:left="2160" w:hanging="360"/>
+      </w:pPr>
+      <w:rPr>
+        <w:rFonts w:ascii="Wingdings" w:hAnsi="Wingdings" w:hint="default"/>
+        <w:sz w:val="20"/>
+      </w:rPr>
+    </w:lvl>
+    <w:lvl w:ilvl="3" w:tentative="1">
+      <w:start w:val="1"/>
+      <w:numFmt w:val="bullet"/>
+      <w:lvlText w:val=""/>
+      <w:lvlJc w:val="left"/>
+      <w:pPr>
+        <w:tabs>
+          <w:tab w:val="num" w:pos="2880"/>
+        </w:tabs>
+        <w:ind w:left="2880" w:hanging="360"/>
+      </w:pPr>
+      <w:rPr>
+        <w:rFonts w:ascii="Wingdings" w:hAnsi="Wingdings" w:hint="default"/>
+        <w:sz w:val="20"/>
+      </w:rPr>
+    </w:lvl>
+    <w:lvl w:ilvl="4" w:tentative="1">
+      <w:start w:val="1"/>
+      <w:numFmt w:val="bullet"/>
+      <w:lvlText w:val=""/>
+      <w:lvlJc w:val="left"/>
+      <w:pPr>
+        <w:tabs>
+          <w:tab w:val="num" w:pos="3600"/>
+        </w:tabs>
+        <w:ind w:left="3600" w:hanging="360"/>
+      </w:pPr>
+      <w:rPr>
+        <w:rFonts w:ascii="Wingdings" w:hAnsi="Wingdings" w:hint="default"/>
+        <w:sz w:val="20"/>
+      </w:rPr>
+    </w:lvl>
+    <w:lvl w:ilvl="5" w:tentative="1">
+      <w:start w:val="1"/>
+      <w:numFmt w:val="bullet"/>
+      <w:lvlText w:val=""/>
+      <w:lvlJc w:val="left"/>
+      <w:pPr>
+        <w:tabs>
+          <w:tab w:val="num" w:pos="4320"/>
+        </w:tabs>
+        <w:ind w:left="4320" w:hanging="360"/>
+      </w:pPr>
+      <w:rPr>
+        <w:rFonts w:ascii="Wingdings" w:hAnsi="Wingdings" w:hint="default"/>
+        <w:sz w:val="20"/>
+      </w:rPr>
+    </w:lvl>
+    <w:lvl w:ilvl="6" w:tentative="1">
+      <w:start w:val="1"/>
+      <w:numFmt w:val="bullet"/>
+      <w:lvlText w:val=""/>
+      <w:lvlJc w:val="left"/>
+      <w:pPr>
+        <w:tabs>
+          <w:tab w:val="num" w:pos="5040"/>
+        </w:tabs>
+        <w:ind w:left="5040" w:hanging="360"/>
+      </w:pPr>
+      <w:rPr>
+        <w:rFonts w:ascii="Wingdings" w:hAnsi="Wingdings" w:hint="default"/>
+        <w:sz w:val="20"/>
+      </w:rPr>
+    </w:lvl>
+    <w:lvl w:ilvl="7" w:tentative="1">
+      <w:start w:val="1"/>
+      <w:numFmt w:val="bullet"/>
+      <w:lvlText w:val=""/>
+      <w:lvlJc w:val="left"/>
+      <w:pPr>
+        <w:tabs>
+          <w:tab w:val="num" w:pos="5760"/>
+        </w:tabs>
+        <w:ind w:left="5760" w:hanging="360"/>
+      </w:pPr>
+      <w:rPr>
+        <w:rFonts w:ascii="Wingdings" w:hAnsi="Wingdings" w:hint="default"/>
+        <w:sz w:val="20"/>
+      </w:rPr>
+    </w:lvl>
+    <w:lvl w:ilvl="8" w:tentative="1">
+      <w:start w:val="1"/>
+      <w:numFmt w:val="bullet"/>
+      <w:lvlText w:val=""/>
+      <w:lvlJc w:val="left"/>
+      <w:pPr>
+        <w:tabs>
+          <w:tab w:val="num" w:pos="6480"/>
+        </w:tabs>
+        <w:ind w:left="6480" w:hanging="360"/>
+      </w:pPr>
+      <w:rPr>
+        <w:rFonts w:ascii="Wingdings" w:hAnsi="Wingdings" w:hint="default"/>
+        <w:sz w:val="20"/>
+      </w:rPr>
+    </w:lvl>
+  </w:abstractNum>
+  <w:abstractNum w:abstractNumId="1" w15:restartNumberingAfterBreak="0">
+    <w:nsid w:val="06144DF4"/>
+    <w:multiLevelType w:val="hybridMultilevel"/>
+    <w:tmpl w:val="93FCB2FC"/>
+    <w:lvl w:ilvl="0" w:tplc="08090001">
+      <w:start w:val="1"/>
+      <w:numFmt w:val="bullet"/>
+      <w:lvlText w:val=""/>
+      <w:lvlJc w:val="left"/>
+      <w:pPr>
+        <w:ind w:left="720" w:hanging="360"/>
+      </w:pPr>
+      <w:rPr>
+        <w:rFonts w:ascii="Symbol" w:hAnsi="Symbol" w:hint="default"/>
+      </w:rPr>
+    </w:lvl>
+    <w:lvl w:ilvl="1" w:tplc="08090003" w:tentative="1">
+      <w:start w:val="1"/>
+      <w:numFmt w:val="bullet"/>
+      <w:lvlText w:val="o"/>
+      <w:lvlJc w:val="left"/>
+      <w:pPr>
+        <w:ind w:left="1440" w:hanging="360"/>
+      </w:pPr>
+      <w:rPr>
+        <w:rFonts w:ascii="Courier New" w:hAnsi="Courier New" w:cs="Courier New" w:hint="default"/>
+      </w:rPr>
+    </w:lvl>
+    <w:lvl w:ilvl="2" w:tplc="08090005" w:tentative="1">
+      <w:start w:val="1"/>
+      <w:numFmt w:val="bullet"/>
+      <w:lvlText w:val=""/>
+      <w:lvlJc w:val="left"/>
+      <w:pPr>
+        <w:ind w:left="2160" w:hanging="360"/>
+      </w:pPr>
+      <w:rPr>
+        <w:rFonts w:ascii="Wingdings" w:hAnsi="Wingdings" w:hint="default"/>
+      </w:rPr>
+    </w:lvl>
+    <w:lvl w:ilvl="3" w:tplc="08090001" w:tentative="1">
+      <w:start w:val="1"/>
+      <w:numFmt w:val="bullet"/>
+      <w:lvlText w:val=""/>
+      <w:lvlJc w:val="left"/>
+      <w:pPr>
+        <w:ind w:left="2880" w:hanging="360"/>
+      </w:pPr>
+      <w:rPr>
+        <w:rFonts w:ascii="Symbol" w:hAnsi="Symbol" w:hint="default"/>
+      </w:rPr>
+    </w:lvl>
+    <w:lvl w:ilvl="4" w:tplc="08090003" w:tentative="1">
+      <w:start w:val="1"/>
+      <w:numFmt w:val="bullet"/>
+      <w:lvlText w:val="o"/>
+      <w:lvlJc w:val="left"/>
+      <w:pPr>
+        <w:ind w:left="3600" w:hanging="360"/>
+      </w:pPr>
+      <w:rPr>
+        <w:rFonts w:ascii="Courier New" w:hAnsi="Courier New" w:cs="Courier New" w:hint="default"/>
+      </w:rPr>
+    </w:lvl>
+    <w:lvl w:ilvl="5" w:tplc="08090005" w:tentative="1">
+      <w:start w:val="1"/>
+      <w:numFmt w:val="bullet"/>
+      <w:lvlText w:val=""/>
+      <w:lvlJc w:val="left"/>
+      <w:pPr>
+        <w:ind w:left="4320" w:hanging="360"/>
+      </w:pPr>
+      <w:rPr>
+        <w:rFonts w:ascii="Wingdings" w:hAnsi="Wingdings" w:hint="default"/>
+      </w:rPr>
+    </w:lvl>
+    <w:lvl w:ilvl="6" w:tplc="08090001" w:tentative="1">
+      <w:start w:val="1"/>
+      <w:numFmt w:val="bullet"/>
+      <w:lvlText w:val=""/>
+      <w:lvlJc w:val="left"/>
+      <w:pPr>
+        <w:ind w:left="5040" w:hanging="360"/>
+      </w:pPr>
+      <w:rPr>
+        <w:rFonts w:ascii="Symbol" w:hAnsi="Symbol" w:hint="default"/>
+      </w:rPr>
+    </w:lvl>
+    <w:lvl w:ilvl="7" w:tplc="08090003" w:tentative="1">
+      <w:start w:val="1"/>
+      <w:numFmt w:val="bullet"/>
+      <w:lvlText w:val="o"/>
+      <w:lvlJc w:val="left"/>
+      <w:pPr>
+        <w:ind w:left="5760" w:hanging="360"/>
+      </w:pPr>
+      <w:rPr>
+        <w:rFonts w:ascii="Courier New" w:hAnsi="Courier New" w:cs="Courier New" w:hint="default"/>
+      </w:rPr>
+    </w:lvl>
+    <w:lvl w:ilvl="8" w:tplc="08090005" w:tentative="1">
+      <w:start w:val="1"/>
+      <w:numFmt w:val="bullet"/>
+      <w:lvlText w:val=""/>
+      <w:lvlJc w:val="left"/>
+      <w:pPr>
+        <w:ind w:left="6480" w:hanging="360"/>
+      </w:pPr>
+      <w:rPr>
+        <w:rFonts w:ascii="Wingdings" w:hAnsi="Wingdings" w:hint="default"/>
+      </w:rPr>
+    </w:lvl>
+  </w:abstractNum>
+  <w:abstractNum w:abstractNumId="2" w15:restartNumberingAfterBreak="0">
     <w:nsid w:val="08123A3F"/>
     <w:multiLevelType w:val="hybridMultilevel"/>
     <w:tmpl w:val="93E08E1E"/>
@@ -1744,7 +2038,7 @@
       </w:rPr>
     </w:lvl>
   </w:abstractNum>
-  <w:abstractNum w:abstractNumId="1" w15:restartNumberingAfterBreak="0">
+  <w:abstractNum w:abstractNumId="3" w15:restartNumberingAfterBreak="0">
     <w:nsid w:val="0B877512"/>
     <w:multiLevelType w:val="hybridMultilevel"/>
     <w:tmpl w:val="042C45CA"/>
@@ -1857,7 +2151,7 @@
       </w:rPr>
     </w:lvl>
   </w:abstractNum>
-  <w:abstractNum w:abstractNumId="2" w15:restartNumberingAfterBreak="0">
+  <w:abstractNum w:abstractNumId="4" w15:restartNumberingAfterBreak="0">
     <w:nsid w:val="16E63340"/>
     <w:multiLevelType w:val="hybridMultilevel"/>
     <w:tmpl w:val="AA840CF8"/>
@@ -1970,7 +2264,7 @@
       </w:rPr>
     </w:lvl>
   </w:abstractNum>
-  <w:abstractNum w:abstractNumId="3" w15:restartNumberingAfterBreak="0">
+  <w:abstractNum w:abstractNumId="5" w15:restartNumberingAfterBreak="0">
     <w:nsid w:val="18EC4791"/>
     <w:multiLevelType w:val="hybridMultilevel"/>
     <w:tmpl w:val="7292BAEC"/>
@@ -2083,7 +2377,7 @@
       </w:rPr>
     </w:lvl>
   </w:abstractNum>
-  <w:abstractNum w:abstractNumId="4" w15:restartNumberingAfterBreak="0">
+  <w:abstractNum w:abstractNumId="6" w15:restartNumberingAfterBreak="0">
     <w:nsid w:val="1A5C7D7F"/>
     <w:multiLevelType w:val="hybridMultilevel"/>
     <w:tmpl w:val="8F483F92"/>
@@ -2196,7 +2490,269 @@
       </w:rPr>
     </w:lvl>
   </w:abstractNum>
-  <w:abstractNum w:abstractNumId="5" w15:restartNumberingAfterBreak="0">
+  <w:abstractNum w:abstractNumId="7" w15:restartNumberingAfterBreak="0">
+    <w:nsid w:val="21E63E1D"/>
+    <w:multiLevelType w:val="hybridMultilevel"/>
+    <w:tmpl w:val="44E21AA2"/>
+    <w:lvl w:ilvl="0" w:tplc="08090001">
+      <w:start w:val="1"/>
+      <w:numFmt w:val="bullet"/>
+      <w:lvlText w:val=""/>
+      <w:lvlJc w:val="left"/>
+      <w:pPr>
+        <w:ind w:left="720" w:hanging="360"/>
+      </w:pPr>
+      <w:rPr>
+        <w:rFonts w:ascii="Symbol" w:hAnsi="Symbol" w:hint="default"/>
+      </w:rPr>
+    </w:lvl>
+    <w:lvl w:ilvl="1" w:tplc="08090003" w:tentative="1">
+      <w:start w:val="1"/>
+      <w:numFmt w:val="bullet"/>
+      <w:lvlText w:val="o"/>
+      <w:lvlJc w:val="left"/>
+      <w:pPr>
+        <w:ind w:left="1440" w:hanging="360"/>
+      </w:pPr>
+      <w:rPr>
+        <w:rFonts w:ascii="Courier New" w:hAnsi="Courier New" w:cs="Courier New" w:hint="default"/>
+      </w:rPr>
+    </w:lvl>
+    <w:lvl w:ilvl="2" w:tplc="08090005" w:tentative="1">
+      <w:start w:val="1"/>
+      <w:numFmt w:val="bullet"/>
+      <w:lvlText w:val=""/>
+      <w:lvlJc w:val="left"/>
+      <w:pPr>
+        <w:ind w:left="2160" w:hanging="360"/>
+      </w:pPr>
+      <w:rPr>
+        <w:rFonts w:ascii="Wingdings" w:hAnsi="Wingdings" w:hint="default"/>
+      </w:rPr>
+    </w:lvl>
+    <w:lvl w:ilvl="3" w:tplc="08090001" w:tentative="1">
+      <w:start w:val="1"/>
+      <w:numFmt w:val="bullet"/>
+      <w:lvlText w:val=""/>
+      <w:lvlJc w:val="left"/>
+      <w:pPr>
+        <w:ind w:left="2880" w:hanging="360"/>
+      </w:pPr>
+      <w:rPr>
+        <w:rFonts w:ascii="Symbol" w:hAnsi="Symbol" w:hint="default"/>
+      </w:rPr>
+    </w:lvl>
+    <w:lvl w:ilvl="4" w:tplc="08090003" w:tentative="1">
+      <w:start w:val="1"/>
+      <w:numFmt w:val="bullet"/>
+      <w:lvlText w:val="o"/>
+      <w:lvlJc w:val="left"/>
+      <w:pPr>
+        <w:ind w:left="3600" w:hanging="360"/>
+      </w:pPr>
+      <w:rPr>
+        <w:rFonts w:ascii="Courier New" w:hAnsi="Courier New" w:cs="Courier New" w:hint="default"/>
+      </w:rPr>
+    </w:lvl>
+    <w:lvl w:ilvl="5" w:tplc="08090005" w:tentative="1">
+      <w:start w:val="1"/>
+      <w:numFmt w:val="bullet"/>
+      <w:lvlText w:val=""/>
+      <w:lvlJc w:val="left"/>
+      <w:pPr>
+        <w:ind w:left="4320" w:hanging="360"/>
+      </w:pPr>
+      <w:rPr>
+        <w:rFonts w:ascii="Wingdings" w:hAnsi="Wingdings" w:hint="default"/>
+      </w:rPr>
+    </w:lvl>
+    <w:lvl w:ilvl="6" w:tplc="08090001" w:tentative="1">
+      <w:start w:val="1"/>
+      <w:numFmt w:val="bullet"/>
+      <w:lvlText w:val=""/>
+      <w:lvlJc w:val="left"/>
+      <w:pPr>
+        <w:ind w:left="5040" w:hanging="360"/>
+      </w:pPr>
+      <w:rPr>
+        <w:rFonts w:ascii="Symbol" w:hAnsi="Symbol" w:hint="default"/>
+      </w:rPr>
+    </w:lvl>
+    <w:lvl w:ilvl="7" w:tplc="08090003" w:tentative="1">
+      <w:start w:val="1"/>
+      <w:numFmt w:val="bullet"/>
+      <w:lvlText w:val="o"/>
+      <w:lvlJc w:val="left"/>
+      <w:pPr>
+        <w:ind w:left="5760" w:hanging="360"/>
+      </w:pPr>
+      <w:rPr>
+        <w:rFonts w:ascii="Courier New" w:hAnsi="Courier New" w:cs="Courier New" w:hint="default"/>
+      </w:rPr>
+    </w:lvl>
+    <w:lvl w:ilvl="8" w:tplc="08090005" w:tentative="1">
+      <w:start w:val="1"/>
+      <w:numFmt w:val="bullet"/>
+      <w:lvlText w:val=""/>
+      <w:lvlJc w:val="left"/>
+      <w:pPr>
+        <w:ind w:left="6480" w:hanging="360"/>
+      </w:pPr>
+      <w:rPr>
+        <w:rFonts w:ascii="Wingdings" w:hAnsi="Wingdings" w:hint="default"/>
+      </w:rPr>
+    </w:lvl>
+  </w:abstractNum>
+  <w:abstractNum w:abstractNumId="8" w15:restartNumberingAfterBreak="0">
+    <w:nsid w:val="342114AE"/>
+    <w:multiLevelType w:val="multilevel"/>
+    <w:tmpl w:val="F3CEE514"/>
+    <w:lvl w:ilvl="0">
+      <w:start w:val="1"/>
+      <w:numFmt w:val="bullet"/>
+      <w:lvlText w:val=""/>
+      <w:lvlJc w:val="left"/>
+      <w:pPr>
+        <w:tabs>
+          <w:tab w:val="num" w:pos="720"/>
+        </w:tabs>
+        <w:ind w:left="720" w:hanging="360"/>
+      </w:pPr>
+      <w:rPr>
+        <w:rFonts w:ascii="Symbol" w:hAnsi="Symbol" w:hint="default"/>
+        <w:sz w:val="20"/>
+      </w:rPr>
+    </w:lvl>
+    <w:lvl w:ilvl="1" w:tentative="1">
+      <w:start w:val="1"/>
+      <w:numFmt w:val="bullet"/>
+      <w:lvlText w:val="o"/>
+      <w:lvlJc w:val="left"/>
+      <w:pPr>
+        <w:tabs>
+          <w:tab w:val="num" w:pos="1440"/>
+        </w:tabs>
+        <w:ind w:left="1440" w:hanging="360"/>
+      </w:pPr>
+      <w:rPr>
+        <w:rFonts w:ascii="Courier New" w:hAnsi="Courier New" w:hint="default"/>
+        <w:sz w:val="20"/>
+      </w:rPr>
+    </w:lvl>
+    <w:lvl w:ilvl="2" w:tentative="1">
+      <w:start w:val="1"/>
+      <w:numFmt w:val="bullet"/>
+      <w:lvlText w:val=""/>
+      <w:lvlJc w:val="left"/>
+      <w:pPr>
+        <w:tabs>
+          <w:tab w:val="num" w:pos="2160"/>
+        </w:tabs>
+        <w:ind w:left="2160" w:hanging="360"/>
+      </w:pPr>
+      <w:rPr>
+        <w:rFonts w:ascii="Wingdings" w:hAnsi="Wingdings" w:hint="default"/>
+        <w:sz w:val="20"/>
+      </w:rPr>
+    </w:lvl>
+    <w:lvl w:ilvl="3" w:tentative="1">
+      <w:start w:val="1"/>
+      <w:numFmt w:val="bullet"/>
+      <w:lvlText w:val=""/>
+      <w:lvlJc w:val="left"/>
+      <w:pPr>
+        <w:tabs>
+          <w:tab w:val="num" w:pos="2880"/>
+        </w:tabs>
+        <w:ind w:left="2880" w:hanging="360"/>
+      </w:pPr>
+      <w:rPr>
+        <w:rFonts w:ascii="Wingdings" w:hAnsi="Wingdings" w:hint="default"/>
+        <w:sz w:val="20"/>
+      </w:rPr>
+    </w:lvl>
+    <w:lvl w:ilvl="4" w:tentative="1">
+      <w:start w:val="1"/>
+      <w:numFmt w:val="bullet"/>
+      <w:lvlText w:val=""/>
+      <w:lvlJc w:val="left"/>
+      <w:pPr>
+        <w:tabs>
+          <w:tab w:val="num" w:pos="3600"/>
+        </w:tabs>
+        <w:ind w:left="3600" w:hanging="360"/>
+      </w:pPr>
+      <w:rPr>
+        <w:rFonts w:ascii="Wingdings" w:hAnsi="Wingdings" w:hint="default"/>
+        <w:sz w:val="20"/>
+      </w:rPr>
+    </w:lvl>
+    <w:lvl w:ilvl="5" w:tentative="1">
+      <w:start w:val="1"/>
+      <w:numFmt w:val="bullet"/>
+      <w:lvlText w:val=""/>
+      <w:lvlJc w:val="left"/>
+      <w:pPr>
+        <w:tabs>
+          <w:tab w:val="num" w:pos="4320"/>
+        </w:tabs>
+        <w:ind w:left="4320" w:hanging="360"/>
+      </w:pPr>
+      <w:rPr>
+        <w:rFonts w:ascii="Wingdings" w:hAnsi="Wingdings" w:hint="default"/>
+        <w:sz w:val="20"/>
+      </w:rPr>
+    </w:lvl>
+    <w:lvl w:ilvl="6" w:tentative="1">
+      <w:start w:val="1"/>
+      <w:numFmt w:val="bullet"/>
+      <w:lvlText w:val=""/>
+      <w:lvlJc w:val="left"/>
+      <w:pPr>
+        <w:tabs>
+          <w:tab w:val="num" w:pos="5040"/>
+        </w:tabs>
+        <w:ind w:left="5040" w:hanging="360"/>
+      </w:pPr>
+      <w:rPr>
+        <w:rFonts w:ascii="Wingdings" w:hAnsi="Wingdings" w:hint="default"/>
+        <w:sz w:val="20"/>
+      </w:rPr>
+    </w:lvl>
+    <w:lvl w:ilvl="7" w:tentative="1">
+      <w:start w:val="1"/>
+      <w:numFmt w:val="bullet"/>
+      <w:lvlText w:val=""/>
+      <w:lvlJc w:val="left"/>
+      <w:pPr>
+        <w:tabs>
+          <w:tab w:val="num" w:pos="5760"/>
+        </w:tabs>
+        <w:ind w:left="5760" w:hanging="360"/>
+      </w:pPr>
+      <w:rPr>
+        <w:rFonts w:ascii="Wingdings" w:hAnsi="Wingdings" w:hint="default"/>
+        <w:sz w:val="20"/>
+      </w:rPr>
+    </w:lvl>
+    <w:lvl w:ilvl="8" w:tentative="1">
+      <w:start w:val="1"/>
+      <w:numFmt w:val="bullet"/>
+      <w:lvlText w:val=""/>
+      <w:lvlJc w:val="left"/>
+      <w:pPr>
+        <w:tabs>
+          <w:tab w:val="num" w:pos="6480"/>
+        </w:tabs>
+        <w:ind w:left="6480" w:hanging="360"/>
+      </w:pPr>
+      <w:rPr>
+        <w:rFonts w:ascii="Wingdings" w:hAnsi="Wingdings" w:hint="default"/>
+        <w:sz w:val="20"/>
+      </w:rPr>
+    </w:lvl>
+  </w:abstractNum>
+  <w:abstractNum w:abstractNumId="9" w15:restartNumberingAfterBreak="0">
     <w:nsid w:val="361F7247"/>
     <w:multiLevelType w:val="hybridMultilevel"/>
     <w:tmpl w:val="B11024C6"/>
@@ -2309,7 +2865,7 @@
       </w:rPr>
     </w:lvl>
   </w:abstractNum>
-  <w:abstractNum w:abstractNumId="6" w15:restartNumberingAfterBreak="0">
+  <w:abstractNum w:abstractNumId="10" w15:restartNumberingAfterBreak="0">
     <w:nsid w:val="3F375F17"/>
     <w:multiLevelType w:val="hybridMultilevel"/>
     <w:tmpl w:val="74289662"/>
@@ -2422,7 +2978,7 @@
       </w:rPr>
     </w:lvl>
   </w:abstractNum>
-  <w:abstractNum w:abstractNumId="7" w15:restartNumberingAfterBreak="0">
+  <w:abstractNum w:abstractNumId="11" w15:restartNumberingAfterBreak="0">
     <w:nsid w:val="4849595E"/>
     <w:multiLevelType w:val="hybridMultilevel"/>
     <w:tmpl w:val="B0ECDCEC"/>
@@ -2535,7 +3091,7 @@
       </w:rPr>
     </w:lvl>
   </w:abstractNum>
-  <w:abstractNum w:abstractNumId="8" w15:restartNumberingAfterBreak="0">
+  <w:abstractNum w:abstractNumId="12" w15:restartNumberingAfterBreak="0">
     <w:nsid w:val="590316D4"/>
     <w:multiLevelType w:val="hybridMultilevel"/>
     <w:tmpl w:val="01EC1ADE"/>
@@ -2648,7 +3204,7 @@
       </w:rPr>
     </w:lvl>
   </w:abstractNum>
-  <w:abstractNum w:abstractNumId="9" w15:restartNumberingAfterBreak="0">
+  <w:abstractNum w:abstractNumId="13" w15:restartNumberingAfterBreak="0">
     <w:nsid w:val="64752CC3"/>
     <w:multiLevelType w:val="hybridMultilevel"/>
     <w:tmpl w:val="D3C4A890"/>
@@ -2761,7 +3317,7 @@
       </w:rPr>
     </w:lvl>
   </w:abstractNum>
-  <w:abstractNum w:abstractNumId="10" w15:restartNumberingAfterBreak="0">
+  <w:abstractNum w:abstractNumId="14" w15:restartNumberingAfterBreak="0">
     <w:nsid w:val="6B5C74CD"/>
     <w:multiLevelType w:val="hybridMultilevel"/>
     <w:tmpl w:val="7AC6A53C"/>
@@ -2874,38 +3430,282 @@
       </w:rPr>
     </w:lvl>
   </w:abstractNum>
+  <w:abstractNum w:abstractNumId="15" w15:restartNumberingAfterBreak="0">
+    <w:nsid w:val="77913C3C"/>
+    <w:multiLevelType w:val="hybridMultilevel"/>
+    <w:tmpl w:val="F990AAD8"/>
+    <w:lvl w:ilvl="0" w:tplc="08090001">
+      <w:start w:val="1"/>
+      <w:numFmt w:val="bullet"/>
+      <w:lvlText w:val=""/>
+      <w:lvlJc w:val="left"/>
+      <w:pPr>
+        <w:ind w:left="720" w:hanging="360"/>
+      </w:pPr>
+      <w:rPr>
+        <w:rFonts w:ascii="Symbol" w:hAnsi="Symbol" w:hint="default"/>
+      </w:rPr>
+    </w:lvl>
+    <w:lvl w:ilvl="1" w:tplc="08090003" w:tentative="1">
+      <w:start w:val="1"/>
+      <w:numFmt w:val="bullet"/>
+      <w:lvlText w:val="o"/>
+      <w:lvlJc w:val="left"/>
+      <w:pPr>
+        <w:ind w:left="1440" w:hanging="360"/>
+      </w:pPr>
+      <w:rPr>
+        <w:rFonts w:ascii="Courier New" w:hAnsi="Courier New" w:cs="Courier New" w:hint="default"/>
+      </w:rPr>
+    </w:lvl>
+    <w:lvl w:ilvl="2" w:tplc="08090005" w:tentative="1">
+      <w:start w:val="1"/>
+      <w:numFmt w:val="bullet"/>
+      <w:lvlText w:val=""/>
+      <w:lvlJc w:val="left"/>
+      <w:pPr>
+        <w:ind w:left="2160" w:hanging="360"/>
+      </w:pPr>
+      <w:rPr>
+        <w:rFonts w:ascii="Wingdings" w:hAnsi="Wingdings" w:hint="default"/>
+      </w:rPr>
+    </w:lvl>
+    <w:lvl w:ilvl="3" w:tplc="08090001" w:tentative="1">
+      <w:start w:val="1"/>
+      <w:numFmt w:val="bullet"/>
+      <w:lvlText w:val=""/>
+      <w:lvlJc w:val="left"/>
+      <w:pPr>
+        <w:ind w:left="2880" w:hanging="360"/>
+      </w:pPr>
+      <w:rPr>
+        <w:rFonts w:ascii="Symbol" w:hAnsi="Symbol" w:hint="default"/>
+      </w:rPr>
+    </w:lvl>
+    <w:lvl w:ilvl="4" w:tplc="08090003" w:tentative="1">
+      <w:start w:val="1"/>
+      <w:numFmt w:val="bullet"/>
+      <w:lvlText w:val="o"/>
+      <w:lvlJc w:val="left"/>
+      <w:pPr>
+        <w:ind w:left="3600" w:hanging="360"/>
+      </w:pPr>
+      <w:rPr>
+        <w:rFonts w:ascii="Courier New" w:hAnsi="Courier New" w:cs="Courier New" w:hint="default"/>
+      </w:rPr>
+    </w:lvl>
+    <w:lvl w:ilvl="5" w:tplc="08090005" w:tentative="1">
+      <w:start w:val="1"/>
+      <w:numFmt w:val="bullet"/>
+      <w:lvlText w:val=""/>
+      <w:lvlJc w:val="left"/>
+      <w:pPr>
+        <w:ind w:left="4320" w:hanging="360"/>
+      </w:pPr>
+      <w:rPr>
+        <w:rFonts w:ascii="Wingdings" w:hAnsi="Wingdings" w:hint="default"/>
+      </w:rPr>
+    </w:lvl>
+    <w:lvl w:ilvl="6" w:tplc="08090001" w:tentative="1">
+      <w:start w:val="1"/>
+      <w:numFmt w:val="bullet"/>
+      <w:lvlText w:val=""/>
+      <w:lvlJc w:val="left"/>
+      <w:pPr>
+        <w:ind w:left="5040" w:hanging="360"/>
+      </w:pPr>
+      <w:rPr>
+        <w:rFonts w:ascii="Symbol" w:hAnsi="Symbol" w:hint="default"/>
+      </w:rPr>
+    </w:lvl>
+    <w:lvl w:ilvl="7" w:tplc="08090003" w:tentative="1">
+      <w:start w:val="1"/>
+      <w:numFmt w:val="bullet"/>
+      <w:lvlText w:val="o"/>
+      <w:lvlJc w:val="left"/>
+      <w:pPr>
+        <w:ind w:left="5760" w:hanging="360"/>
+      </w:pPr>
+      <w:rPr>
+        <w:rFonts w:ascii="Courier New" w:hAnsi="Courier New" w:cs="Courier New" w:hint="default"/>
+      </w:rPr>
+    </w:lvl>
+    <w:lvl w:ilvl="8" w:tplc="08090005" w:tentative="1">
+      <w:start w:val="1"/>
+      <w:numFmt w:val="bullet"/>
+      <w:lvlText w:val=""/>
+      <w:lvlJc w:val="left"/>
+      <w:pPr>
+        <w:ind w:left="6480" w:hanging="360"/>
+      </w:pPr>
+      <w:rPr>
+        <w:rFonts w:ascii="Wingdings" w:hAnsi="Wingdings" w:hint="default"/>
+      </w:rPr>
+    </w:lvl>
+  </w:abstractNum>
+  <w:abstractNum w:abstractNumId="16" w15:restartNumberingAfterBreak="0">
+    <w:nsid w:val="7C3F5E9E"/>
+    <w:multiLevelType w:val="hybridMultilevel"/>
+    <w:tmpl w:val="2D3E1E66"/>
+    <w:lvl w:ilvl="0" w:tplc="08090001">
+      <w:start w:val="1"/>
+      <w:numFmt w:val="bullet"/>
+      <w:lvlText w:val=""/>
+      <w:lvlJc w:val="left"/>
+      <w:pPr>
+        <w:ind w:left="720" w:hanging="360"/>
+      </w:pPr>
+      <w:rPr>
+        <w:rFonts w:ascii="Symbol" w:hAnsi="Symbol" w:hint="default"/>
+      </w:rPr>
+    </w:lvl>
+    <w:lvl w:ilvl="1" w:tplc="08090003" w:tentative="1">
+      <w:start w:val="1"/>
+      <w:numFmt w:val="bullet"/>
+      <w:lvlText w:val="o"/>
+      <w:lvlJc w:val="left"/>
+      <w:pPr>
+        <w:ind w:left="1440" w:hanging="360"/>
+      </w:pPr>
+      <w:rPr>
+        <w:rFonts w:ascii="Courier New" w:hAnsi="Courier New" w:cs="Courier New" w:hint="default"/>
+      </w:rPr>
+    </w:lvl>
+    <w:lvl w:ilvl="2" w:tplc="08090005" w:tentative="1">
+      <w:start w:val="1"/>
+      <w:numFmt w:val="bullet"/>
+      <w:lvlText w:val=""/>
+      <w:lvlJc w:val="left"/>
+      <w:pPr>
+        <w:ind w:left="2160" w:hanging="360"/>
+      </w:pPr>
+      <w:rPr>
+        <w:rFonts w:ascii="Wingdings" w:hAnsi="Wingdings" w:hint="default"/>
+      </w:rPr>
+    </w:lvl>
+    <w:lvl w:ilvl="3" w:tplc="08090001" w:tentative="1">
+      <w:start w:val="1"/>
+      <w:numFmt w:val="bullet"/>
+      <w:lvlText w:val=""/>
+      <w:lvlJc w:val="left"/>
+      <w:pPr>
+        <w:ind w:left="2880" w:hanging="360"/>
+      </w:pPr>
+      <w:rPr>
+        <w:rFonts w:ascii="Symbol" w:hAnsi="Symbol" w:hint="default"/>
+      </w:rPr>
+    </w:lvl>
+    <w:lvl w:ilvl="4" w:tplc="08090003" w:tentative="1">
+      <w:start w:val="1"/>
+      <w:numFmt w:val="bullet"/>
+      <w:lvlText w:val="o"/>
+      <w:lvlJc w:val="left"/>
+      <w:pPr>
+        <w:ind w:left="3600" w:hanging="360"/>
+      </w:pPr>
+      <w:rPr>
+        <w:rFonts w:ascii="Courier New" w:hAnsi="Courier New" w:cs="Courier New" w:hint="default"/>
+      </w:rPr>
+    </w:lvl>
+    <w:lvl w:ilvl="5" w:tplc="08090005" w:tentative="1">
+      <w:start w:val="1"/>
+      <w:numFmt w:val="bullet"/>
+      <w:lvlText w:val=""/>
+      <w:lvlJc w:val="left"/>
+      <w:pPr>
+        <w:ind w:left="4320" w:hanging="360"/>
+      </w:pPr>
+      <w:rPr>
+        <w:rFonts w:ascii="Wingdings" w:hAnsi="Wingdings" w:hint="default"/>
+      </w:rPr>
+    </w:lvl>
+    <w:lvl w:ilvl="6" w:tplc="08090001" w:tentative="1">
+      <w:start w:val="1"/>
+      <w:numFmt w:val="bullet"/>
+      <w:lvlText w:val=""/>
+      <w:lvlJc w:val="left"/>
+      <w:pPr>
+        <w:ind w:left="5040" w:hanging="360"/>
+      </w:pPr>
+      <w:rPr>
+        <w:rFonts w:ascii="Symbol" w:hAnsi="Symbol" w:hint="default"/>
+      </w:rPr>
+    </w:lvl>
+    <w:lvl w:ilvl="7" w:tplc="08090003" w:tentative="1">
+      <w:start w:val="1"/>
+      <w:numFmt w:val="bullet"/>
+      <w:lvlText w:val="o"/>
+      <w:lvlJc w:val="left"/>
+      <w:pPr>
+        <w:ind w:left="5760" w:hanging="360"/>
+      </w:pPr>
+      <w:rPr>
+        <w:rFonts w:ascii="Courier New" w:hAnsi="Courier New" w:cs="Courier New" w:hint="default"/>
+      </w:rPr>
+    </w:lvl>
+    <w:lvl w:ilvl="8" w:tplc="08090005" w:tentative="1">
+      <w:start w:val="1"/>
+      <w:numFmt w:val="bullet"/>
+      <w:lvlText w:val=""/>
+      <w:lvlJc w:val="left"/>
+      <w:pPr>
+        <w:ind w:left="6480" w:hanging="360"/>
+      </w:pPr>
+      <w:rPr>
+        <w:rFonts w:ascii="Wingdings" w:hAnsi="Wingdings" w:hint="default"/>
+      </w:rPr>
+    </w:lvl>
+  </w:abstractNum>
   <w:num w:numId="1" w16cid:durableId="765348328">
+    <w:abstractNumId w:val="2"/>
+  </w:num>
+  <w:num w:numId="2" w16cid:durableId="449596532">
+    <w:abstractNumId w:val="9"/>
+  </w:num>
+  <w:num w:numId="3" w16cid:durableId="1631932761">
+    <w:abstractNumId w:val="6"/>
+  </w:num>
+  <w:num w:numId="4" w16cid:durableId="165365313">
+    <w:abstractNumId w:val="13"/>
+  </w:num>
+  <w:num w:numId="5" w16cid:durableId="399643346">
+    <w:abstractNumId w:val="11"/>
+  </w:num>
+  <w:num w:numId="6" w16cid:durableId="1557861710">
+    <w:abstractNumId w:val="5"/>
+  </w:num>
+  <w:num w:numId="7" w16cid:durableId="420955315">
+    <w:abstractNumId w:val="10"/>
+  </w:num>
+  <w:num w:numId="8" w16cid:durableId="782383403">
+    <w:abstractNumId w:val="14"/>
+  </w:num>
+  <w:num w:numId="9" w16cid:durableId="2095128586">
+    <w:abstractNumId w:val="12"/>
+  </w:num>
+  <w:num w:numId="10" w16cid:durableId="796028004">
+    <w:abstractNumId w:val="3"/>
+  </w:num>
+  <w:num w:numId="11" w16cid:durableId="1747989894">
+    <w:abstractNumId w:val="4"/>
+  </w:num>
+  <w:num w:numId="12" w16cid:durableId="1892182249">
+    <w:abstractNumId w:val="8"/>
+  </w:num>
+  <w:num w:numId="13" w16cid:durableId="191185082">
     <w:abstractNumId w:val="0"/>
   </w:num>
-  <w:num w:numId="2" w16cid:durableId="449596532">
-    <w:abstractNumId w:val="5"/>
-  </w:num>
-  <w:num w:numId="3" w16cid:durableId="1631932761">
-    <w:abstractNumId w:val="4"/>
-  </w:num>
-  <w:num w:numId="4" w16cid:durableId="165365313">
-    <w:abstractNumId w:val="9"/>
-  </w:num>
-  <w:num w:numId="5" w16cid:durableId="399643346">
-    <w:abstractNumId w:val="7"/>
-  </w:num>
-  <w:num w:numId="6" w16cid:durableId="1557861710">
-    <w:abstractNumId w:val="3"/>
-  </w:num>
-  <w:num w:numId="7" w16cid:durableId="420955315">
-    <w:abstractNumId w:val="6"/>
-  </w:num>
-  <w:num w:numId="8" w16cid:durableId="782383403">
-    <w:abstractNumId w:val="10"/>
-  </w:num>
-  <w:num w:numId="9" w16cid:durableId="2095128586">
-    <w:abstractNumId w:val="8"/>
-  </w:num>
-  <w:num w:numId="10" w16cid:durableId="796028004">
+  <w:num w:numId="14" w16cid:durableId="1287350642">
     <w:abstractNumId w:val="1"/>
   </w:num>
-  <w:num w:numId="11" w16cid:durableId="1747989894">
-    <w:abstractNumId w:val="2"/>
+  <w:num w:numId="15" w16cid:durableId="576134031">
+    <w:abstractNumId w:val="16"/>
+  </w:num>
+  <w:num w:numId="16" w16cid:durableId="49773392">
+    <w:abstractNumId w:val="15"/>
+  </w:num>
+  <w:num w:numId="17" w16cid:durableId="1012412182">
+    <w:abstractNumId w:val="7"/>
   </w:num>
 </w:numbering>
 </file>
@@ -3857,6 +4657,87 @@
       <w:iCs/>
     </w:rPr>
   </w:style>
+  <w:style w:type="paragraph" w:customStyle="1" w:styleId="pdq2pgselectionanchorcontainer">
+    <w:name w:val="pdq2pg_selectionanchorcontainer"/>
+    <w:basedOn w:val="Normal"/>
+    <w:rsid w:val="000E2853"/>
+    <w:pPr>
+      <w:spacing w:before="100" w:beforeAutospacing="1" w:after="100" w:afterAutospacing="1" w:line="240" w:lineRule="auto"/>
+    </w:pPr>
+    <w:rPr>
+      <w:rFonts w:ascii="Times New Roman" w:eastAsia="Times New Roman" w:hAnsi="Times New Roman" w:cs="Times New Roman"/>
+      <w:kern w:val="0"/>
+      <w:sz w:val="24"/>
+      <w:szCs w:val="24"/>
+      <w:lang w:eastAsia="en-GB"/>
+      <w14:ligatures w14:val="none"/>
+    </w:rPr>
+  </w:style>
+  <w:style w:type="character" w:styleId="Strong">
+    <w:name w:val="Strong"/>
+    <w:basedOn w:val="DefaultParagraphFont"/>
+    <w:uiPriority w:val="22"/>
+    <w:qFormat/>
+    <w:rsid w:val="000E2853"/>
+    <w:rPr>
+      <w:b/>
+      <w:bCs/>
+    </w:rPr>
+  </w:style>
+  <w:style w:type="paragraph" w:styleId="NormalWeb">
+    <w:name w:val="Normal (Web)"/>
+    <w:basedOn w:val="Normal"/>
+    <w:uiPriority w:val="99"/>
+    <w:semiHidden/>
+    <w:unhideWhenUsed/>
+    <w:rsid w:val="000E2853"/>
+    <w:pPr>
+      <w:spacing w:before="100" w:beforeAutospacing="1" w:after="100" w:afterAutospacing="1" w:line="240" w:lineRule="auto"/>
+    </w:pPr>
+    <w:rPr>
+      <w:rFonts w:ascii="Times New Roman" w:eastAsia="Times New Roman" w:hAnsi="Times New Roman" w:cs="Times New Roman"/>
+      <w:kern w:val="0"/>
+      <w:sz w:val="24"/>
+      <w:szCs w:val="24"/>
+      <w:lang w:eastAsia="en-GB"/>
+      <w14:ligatures w14:val="none"/>
+    </w:rPr>
+  </w:style>
+  <w:style w:type="character" w:styleId="Hyperlink">
+    <w:name w:val="Hyperlink"/>
+    <w:basedOn w:val="DefaultParagraphFont"/>
+    <w:uiPriority w:val="99"/>
+    <w:unhideWhenUsed/>
+    <w:rsid w:val="00AD0702"/>
+    <w:rPr>
+      <w:color w:val="467886" w:themeColor="hyperlink"/>
+      <w:u w:val="single"/>
+    </w:rPr>
+  </w:style>
+  <w:style w:type="character" w:styleId="UnresolvedMention">
+    <w:name w:val="Unresolved Mention"/>
+    <w:basedOn w:val="DefaultParagraphFont"/>
+    <w:uiPriority w:val="99"/>
+    <w:semiHidden/>
+    <w:unhideWhenUsed/>
+    <w:rsid w:val="00AD0702"/>
+    <w:rPr>
+      <w:color w:val="605E5C"/>
+      <w:shd w:val="clear" w:color="auto" w:fill="E1DFDD"/>
+    </w:rPr>
+  </w:style>
+  <w:style w:type="character" w:styleId="FollowedHyperlink">
+    <w:name w:val="FollowedHyperlink"/>
+    <w:basedOn w:val="DefaultParagraphFont"/>
+    <w:uiPriority w:val="99"/>
+    <w:semiHidden/>
+    <w:unhideWhenUsed/>
+    <w:rsid w:val="0053380B"/>
+    <w:rPr>
+      <w:color w:val="96607D" w:themeColor="followedHyperlink"/>
+      <w:u w:val="single"/>
+    </w:rPr>
+  </w:style>
 </w:styles>
 </file>
 
